--- a/vorlagen/protokoll.docx
+++ b/vorlagen/protokoll.docx
@@ -1,6 +1,6 @@
 
 <file path=word/document.xml><?xml version="1.0" encoding="utf-8"?>
-<w:document xmlns:a="http://schemas.openxmlformats.org/drawingml/2006/main" xmlns:a14="http://schemas.microsoft.com/office/drawing/2010/main" xmlns:mc="http://schemas.openxmlformats.org/markup-compatibility/2006" xmlns:o="urn:schemas-microsoft-com:office:office" xmlns:r="http://schemas.openxmlformats.org/officeDocument/2006/relationships" xmlns:v="urn:schemas-microsoft-com:vml" xmlns:w="http://schemas.openxmlformats.org/wordprocessingml/2006/main" xmlns:w14="http://schemas.microsoft.com/office/word/2010/wordml" xmlns:wp="http://schemas.openxmlformats.org/drawingml/2006/wordprocessingDrawing" xmlns:wp14="http://schemas.microsoft.com/office/word/2010/wordprocessingDrawing" xmlns:wps="http://schemas.microsoft.com/office/word/2010/wordprocessingShape" mc:Ignorable="w14 w15 w16se w16cid w16 w16cex w16sdtdh w16sdtfl w16du wp14">
+<w:document xmlns:a="http://schemas.openxmlformats.org/drawingml/2006/main" xmlns:a14="http://schemas.microsoft.com/office/drawing/2010/main" xmlns:mc="http://schemas.openxmlformats.org/markup-compatibility/2006" xmlns:o="urn:schemas-microsoft-com:office:office" xmlns:r="http://schemas.openxmlformats.org/officeDocument/2006/relationships" xmlns:v="urn:schemas-microsoft-com:vml" xmlns:w="http://schemas.openxmlformats.org/wordprocessingml/2006/main" xmlns:w14="http://schemas.microsoft.com/office/word/2010/wordml" xmlns:wp="http://schemas.openxmlformats.org/drawingml/2006/wordprocessingDrawing" xmlns:wp14="http://schemas.microsoft.com/office/word/2010/wordprocessingDrawing" xmlns:wps="http://schemas.microsoft.com/office/word/2010/wordprocessingShape" xmlns:wpc="http://schemas.microsoft.com/office/word/2010/wordprocessingCanvas" xmlns:cx="http://schemas.microsoft.com/office/drawing/2014/chartex" xmlns:cx1="http://schemas.microsoft.com/office/drawing/2015/9/8/chartex" xmlns:cx2="http://schemas.microsoft.com/office/drawing/2015/10/21/chartex" xmlns:cx3="http://schemas.microsoft.com/office/drawing/2016/5/9/chartex" xmlns:cx4="http://schemas.microsoft.com/office/drawing/2016/5/10/chartex" xmlns:cx5="http://schemas.microsoft.com/office/drawing/2016/5/11/chartex" xmlns:cx6="http://schemas.microsoft.com/office/drawing/2016/5/12/chartex" xmlns:cx7="http://schemas.microsoft.com/office/drawing/2016/5/13/chartex" xmlns:cx8="http://schemas.microsoft.com/office/drawing/2016/5/14/chartex" xmlns:aink="http://schemas.microsoft.com/office/drawing/2016/ink" xmlns:am3d="http://schemas.microsoft.com/office/drawing/2017/model3d" xmlns:oel="http://schemas.microsoft.com/office/2019/extlst" xmlns:m="http://schemas.openxmlformats.org/officeDocument/2006/math" xmlns:w10="urn:schemas-microsoft-com:office:word" xmlns:w15="http://schemas.microsoft.com/office/word/2012/wordml" xmlns:w16cei="http://schemas.microsoft.com/office/word/2026/wordml/cei" xmlns:w16cex="http://schemas.microsoft.com/office/word/2018/wordml/cex" xmlns:w16cid="http://schemas.microsoft.com/office/word/2016/wordml/cid" xmlns:w16="http://schemas.microsoft.com/office/word/2018/wordml" xmlns:w16du="http://schemas.microsoft.com/office/word/2023/wordml/word16du" xmlns:w16sdtdh="http://schemas.microsoft.com/office/word/2020/wordml/sdtdatahash" xmlns:w16sdtfl="http://schemas.microsoft.com/office/word/2024/wordml/sdtformatlock" xmlns:w16se="http://schemas.microsoft.com/office/word/2015/wordml/symex" xmlns:wpg="http://schemas.microsoft.com/office/word/2010/wordprocessingGroup" xmlns:wpi="http://schemas.microsoft.com/office/word/2010/wordprocessingInk" xmlns:wne="http://schemas.microsoft.com/office/word/2006/wordml" mc:Ignorable="w14 w15 w16se w16cid w16 w16cex w16sdtdh w16sdtfl w16du wp14">
   <w:body>
     <w:tbl>
       <w:tblPr>
@@ -48,7 +48,7 @@
                 <w:szCs w:val="28"/>
                 <w:lang w:val="de-CH"/>
               </w:rPr>
-              <w:t>: Betreff</w:t>
+              <w:t>: {{BETREFF}}</w:t>
             </w:r>
             <w:r>
               <w:rPr>
@@ -3431,7 +3431,7 @@
 </file>
 
 <file path=word/footer1.xml><?xml version="1.0" encoding="utf-8"?>
-<w:ftr xmlns:mc="http://schemas.openxmlformats.org/markup-compatibility/2006" xmlns:w="http://schemas.openxmlformats.org/wordprocessingml/2006/main" xmlns:w14="http://schemas.microsoft.com/office/word/2010/wordml" mc:Ignorable="w14 w15 w16se w16cid w16 w16cex w16sdtdh w16sdtfl w16du wp14">
+<w:ftr xmlns:mc="http://schemas.openxmlformats.org/markup-compatibility/2006" xmlns:w="http://schemas.openxmlformats.org/wordprocessingml/2006/main" xmlns:w14="http://schemas.microsoft.com/office/word/2010/wordml" xmlns:wpc="http://schemas.microsoft.com/office/word/2010/wordprocessingCanvas" xmlns:cx="http://schemas.microsoft.com/office/drawing/2014/chartex" xmlns:cx1="http://schemas.microsoft.com/office/drawing/2015/9/8/chartex" xmlns:cx2="http://schemas.microsoft.com/office/drawing/2015/10/21/chartex" xmlns:cx3="http://schemas.microsoft.com/office/drawing/2016/5/9/chartex" xmlns:cx4="http://schemas.microsoft.com/office/drawing/2016/5/10/chartex" xmlns:cx5="http://schemas.microsoft.com/office/drawing/2016/5/11/chartex" xmlns:cx6="http://schemas.microsoft.com/office/drawing/2016/5/12/chartex" xmlns:cx7="http://schemas.microsoft.com/office/drawing/2016/5/13/chartex" xmlns:cx8="http://schemas.microsoft.com/office/drawing/2016/5/14/chartex" xmlns:aink="http://schemas.microsoft.com/office/drawing/2016/ink" xmlns:am3d="http://schemas.microsoft.com/office/drawing/2017/model3d" xmlns:o="urn:schemas-microsoft-com:office:office" xmlns:oel="http://schemas.microsoft.com/office/2019/extlst" xmlns:r="http://schemas.openxmlformats.org/officeDocument/2006/relationships" xmlns:m="http://schemas.openxmlformats.org/officeDocument/2006/math" xmlns:v="urn:schemas-microsoft-com:vml" xmlns:wp14="http://schemas.microsoft.com/office/word/2010/wordprocessingDrawing" xmlns:wp="http://schemas.openxmlformats.org/drawingml/2006/wordprocessingDrawing" xmlns:w10="urn:schemas-microsoft-com:office:word" xmlns:w15="http://schemas.microsoft.com/office/word/2012/wordml" xmlns:w16cei="http://schemas.microsoft.com/office/word/2026/wordml/cei" xmlns:w16cex="http://schemas.microsoft.com/office/word/2018/wordml/cex" xmlns:w16cid="http://schemas.microsoft.com/office/word/2016/wordml/cid" xmlns:w16="http://schemas.microsoft.com/office/word/2018/wordml" xmlns:w16du="http://schemas.microsoft.com/office/word/2023/wordml/word16du" xmlns:w16sdtdh="http://schemas.microsoft.com/office/word/2020/wordml/sdtdatahash" xmlns:w16sdtfl="http://schemas.microsoft.com/office/word/2024/wordml/sdtformatlock" xmlns:w16se="http://schemas.microsoft.com/office/word/2015/wordml/symex" xmlns:wpg="http://schemas.microsoft.com/office/word/2010/wordprocessingGroup" xmlns:wpi="http://schemas.microsoft.com/office/word/2010/wordprocessingInk" xmlns:wne="http://schemas.microsoft.com/office/word/2006/wordml" xmlns:wps="http://schemas.microsoft.com/office/word/2010/wordprocessingShape" mc:Ignorable="w14 w15 w16se w16cid w16 w16cex w16sdtdh w16sdtfl w16du wp14">
   <w:p>
     <w:pPr>
       <w:pStyle w:val="Fuzeile"/>
@@ -3441,7 +3441,7 @@
 </file>
 
 <file path=word/footer2.xml><?xml version="1.0" encoding="utf-8"?>
-<w:ftr xmlns:mc="http://schemas.openxmlformats.org/markup-compatibility/2006" xmlns:w="http://schemas.openxmlformats.org/wordprocessingml/2006/main" xmlns:w14="http://schemas.microsoft.com/office/word/2010/wordml" mc:Ignorable="w14 w15 w16se w16cid w16 w16cex w16sdtdh w16sdtfl w16du wp14">
+<w:ftr xmlns:mc="http://schemas.openxmlformats.org/markup-compatibility/2006" xmlns:w="http://schemas.openxmlformats.org/wordprocessingml/2006/main" xmlns:w14="http://schemas.microsoft.com/office/word/2010/wordml" xmlns:wpc="http://schemas.microsoft.com/office/word/2010/wordprocessingCanvas" xmlns:cx="http://schemas.microsoft.com/office/drawing/2014/chartex" xmlns:cx1="http://schemas.microsoft.com/office/drawing/2015/9/8/chartex" xmlns:cx2="http://schemas.microsoft.com/office/drawing/2015/10/21/chartex" xmlns:cx3="http://schemas.microsoft.com/office/drawing/2016/5/9/chartex" xmlns:cx4="http://schemas.microsoft.com/office/drawing/2016/5/10/chartex" xmlns:cx5="http://schemas.microsoft.com/office/drawing/2016/5/11/chartex" xmlns:cx6="http://schemas.microsoft.com/office/drawing/2016/5/12/chartex" xmlns:cx7="http://schemas.microsoft.com/office/drawing/2016/5/13/chartex" xmlns:cx8="http://schemas.microsoft.com/office/drawing/2016/5/14/chartex" xmlns:aink="http://schemas.microsoft.com/office/drawing/2016/ink" xmlns:am3d="http://schemas.microsoft.com/office/drawing/2017/model3d" xmlns:o="urn:schemas-microsoft-com:office:office" xmlns:oel="http://schemas.microsoft.com/office/2019/extlst" xmlns:r="http://schemas.openxmlformats.org/officeDocument/2006/relationships" xmlns:m="http://schemas.openxmlformats.org/officeDocument/2006/math" xmlns:v="urn:schemas-microsoft-com:vml" xmlns:wp14="http://schemas.microsoft.com/office/word/2010/wordprocessingDrawing" xmlns:wp="http://schemas.openxmlformats.org/drawingml/2006/wordprocessingDrawing" xmlns:w10="urn:schemas-microsoft-com:office:word" xmlns:w15="http://schemas.microsoft.com/office/word/2012/wordml" xmlns:w16cei="http://schemas.microsoft.com/office/word/2026/wordml/cei" xmlns:w16cex="http://schemas.microsoft.com/office/word/2018/wordml/cex" xmlns:w16cid="http://schemas.microsoft.com/office/word/2016/wordml/cid" xmlns:w16="http://schemas.microsoft.com/office/word/2018/wordml" xmlns:w16du="http://schemas.microsoft.com/office/word/2023/wordml/word16du" xmlns:w16sdtdh="http://schemas.microsoft.com/office/word/2020/wordml/sdtdatahash" xmlns:w16sdtfl="http://schemas.microsoft.com/office/word/2024/wordml/sdtformatlock" xmlns:w16se="http://schemas.microsoft.com/office/word/2015/wordml/symex" xmlns:wpg="http://schemas.microsoft.com/office/word/2010/wordprocessingGroup" xmlns:wpi="http://schemas.microsoft.com/office/word/2010/wordprocessingInk" xmlns:wne="http://schemas.microsoft.com/office/word/2006/wordml" xmlns:wps="http://schemas.microsoft.com/office/word/2010/wordprocessingShape" mc:Ignorable="w14 w15 w16se w16cid w16 w16cex w16sdtdh w16sdtfl w16du wp14">
   <w:p>
     <w:pPr>
       <w:pStyle w:val="Fuzeile"/>
@@ -3652,7 +3652,7 @@
 </file>
 
 <file path=word/footer3.xml><?xml version="1.0" encoding="utf-8"?>
-<w:ftr xmlns:mc="http://schemas.openxmlformats.org/markup-compatibility/2006" xmlns:w="http://schemas.openxmlformats.org/wordprocessingml/2006/main" xmlns:w14="http://schemas.microsoft.com/office/word/2010/wordml" mc:Ignorable="w14 w15 w16se w16cid w16 w16cex w16sdtdh w16sdtfl w16du wp14">
+<w:ftr xmlns:mc="http://schemas.openxmlformats.org/markup-compatibility/2006" xmlns:w="http://schemas.openxmlformats.org/wordprocessingml/2006/main" xmlns:w14="http://schemas.microsoft.com/office/word/2010/wordml" xmlns:wpc="http://schemas.microsoft.com/office/word/2010/wordprocessingCanvas" xmlns:cx="http://schemas.microsoft.com/office/drawing/2014/chartex" xmlns:cx1="http://schemas.microsoft.com/office/drawing/2015/9/8/chartex" xmlns:cx2="http://schemas.microsoft.com/office/drawing/2015/10/21/chartex" xmlns:cx3="http://schemas.microsoft.com/office/drawing/2016/5/9/chartex" xmlns:cx4="http://schemas.microsoft.com/office/drawing/2016/5/10/chartex" xmlns:cx5="http://schemas.microsoft.com/office/drawing/2016/5/11/chartex" xmlns:cx6="http://schemas.microsoft.com/office/drawing/2016/5/12/chartex" xmlns:cx7="http://schemas.microsoft.com/office/drawing/2016/5/13/chartex" xmlns:cx8="http://schemas.microsoft.com/office/drawing/2016/5/14/chartex" xmlns:aink="http://schemas.microsoft.com/office/drawing/2016/ink" xmlns:am3d="http://schemas.microsoft.com/office/drawing/2017/model3d" xmlns:o="urn:schemas-microsoft-com:office:office" xmlns:oel="http://schemas.microsoft.com/office/2019/extlst" xmlns:r="http://schemas.openxmlformats.org/officeDocument/2006/relationships" xmlns:m="http://schemas.openxmlformats.org/officeDocument/2006/math" xmlns:v="urn:schemas-microsoft-com:vml" xmlns:wp14="http://schemas.microsoft.com/office/word/2010/wordprocessingDrawing" xmlns:wp="http://schemas.openxmlformats.org/drawingml/2006/wordprocessingDrawing" xmlns:w10="urn:schemas-microsoft-com:office:word" xmlns:w15="http://schemas.microsoft.com/office/word/2012/wordml" xmlns:w16cei="http://schemas.microsoft.com/office/word/2026/wordml/cei" xmlns:w16cex="http://schemas.microsoft.com/office/word/2018/wordml/cex" xmlns:w16cid="http://schemas.microsoft.com/office/word/2016/wordml/cid" xmlns:w16="http://schemas.microsoft.com/office/word/2018/wordml" xmlns:w16du="http://schemas.microsoft.com/office/word/2023/wordml/word16du" xmlns:w16sdtdh="http://schemas.microsoft.com/office/word/2020/wordml/sdtdatahash" xmlns:w16sdtfl="http://schemas.microsoft.com/office/word/2024/wordml/sdtformatlock" xmlns:w16se="http://schemas.microsoft.com/office/word/2015/wordml/symex" xmlns:wpg="http://schemas.microsoft.com/office/word/2010/wordprocessingGroup" xmlns:wpi="http://schemas.microsoft.com/office/word/2010/wordprocessingInk" xmlns:wne="http://schemas.microsoft.com/office/word/2006/wordml" xmlns:wps="http://schemas.microsoft.com/office/word/2010/wordprocessingShape" mc:Ignorable="w14 w15 w16se w16cid w16 w16cex w16sdtdh w16sdtfl w16du wp14">
   <w:p>
     <w:pPr>
       <w:pStyle w:val="Fuzeile"/>
@@ -3662,7 +3662,7 @@
 </file>
 
 <file path=word/footer4.xml><?xml version="1.0" encoding="utf-8"?>
-<w:ftr xmlns:mc="http://schemas.openxmlformats.org/markup-compatibility/2006" xmlns:w="http://schemas.openxmlformats.org/wordprocessingml/2006/main" xmlns:w14="http://schemas.microsoft.com/office/word/2010/wordml" mc:Ignorable="w14 w15 w16se w16cid w16 w16cex w16sdtdh w16sdtfl w16du wp14">
+<w:ftr xmlns:mc="http://schemas.openxmlformats.org/markup-compatibility/2006" xmlns:w="http://schemas.openxmlformats.org/wordprocessingml/2006/main" xmlns:w14="http://schemas.microsoft.com/office/word/2010/wordml" xmlns:wpc="http://schemas.microsoft.com/office/word/2010/wordprocessingCanvas" xmlns:cx="http://schemas.microsoft.com/office/drawing/2014/chartex" xmlns:cx1="http://schemas.microsoft.com/office/drawing/2015/9/8/chartex" xmlns:cx2="http://schemas.microsoft.com/office/drawing/2015/10/21/chartex" xmlns:cx3="http://schemas.microsoft.com/office/drawing/2016/5/9/chartex" xmlns:cx4="http://schemas.microsoft.com/office/drawing/2016/5/10/chartex" xmlns:cx5="http://schemas.microsoft.com/office/drawing/2016/5/11/chartex" xmlns:cx6="http://schemas.microsoft.com/office/drawing/2016/5/12/chartex" xmlns:cx7="http://schemas.microsoft.com/office/drawing/2016/5/13/chartex" xmlns:cx8="http://schemas.microsoft.com/office/drawing/2016/5/14/chartex" xmlns:aink="http://schemas.microsoft.com/office/drawing/2016/ink" xmlns:am3d="http://schemas.microsoft.com/office/drawing/2017/model3d" xmlns:o="urn:schemas-microsoft-com:office:office" xmlns:oel="http://schemas.microsoft.com/office/2019/extlst" xmlns:r="http://schemas.openxmlformats.org/officeDocument/2006/relationships" xmlns:m="http://schemas.openxmlformats.org/officeDocument/2006/math" xmlns:v="urn:schemas-microsoft-com:vml" xmlns:wp14="http://schemas.microsoft.com/office/word/2010/wordprocessingDrawing" xmlns:wp="http://schemas.openxmlformats.org/drawingml/2006/wordprocessingDrawing" xmlns:w10="urn:schemas-microsoft-com:office:word" xmlns:w15="http://schemas.microsoft.com/office/word/2012/wordml" xmlns:w16cei="http://schemas.microsoft.com/office/word/2026/wordml/cei" xmlns:w16cex="http://schemas.microsoft.com/office/word/2018/wordml/cex" xmlns:w16cid="http://schemas.microsoft.com/office/word/2016/wordml/cid" xmlns:w16="http://schemas.microsoft.com/office/word/2018/wordml" xmlns:w16du="http://schemas.microsoft.com/office/word/2023/wordml/word16du" xmlns:w16sdtdh="http://schemas.microsoft.com/office/word/2020/wordml/sdtdatahash" xmlns:w16sdtfl="http://schemas.microsoft.com/office/word/2024/wordml/sdtformatlock" xmlns:w16se="http://schemas.microsoft.com/office/word/2015/wordml/symex" xmlns:wpg="http://schemas.microsoft.com/office/word/2010/wordprocessingGroup" xmlns:wpi="http://schemas.microsoft.com/office/word/2010/wordprocessingInk" xmlns:wne="http://schemas.microsoft.com/office/word/2006/wordml" xmlns:wps="http://schemas.microsoft.com/office/word/2010/wordprocessingShape" mc:Ignorable="w14 w15 w16se w16cid w16 w16cex w16sdtdh w16sdtfl w16du wp14">
   <w:p>
     <w:pPr>
       <w:pStyle w:val="Fuzeile"/>
@@ -3892,7 +3892,7 @@
 </file>
 
 <file path=word/header1.xml><?xml version="1.0" encoding="utf-8"?>
-<w:hdr xmlns:mc="http://schemas.openxmlformats.org/markup-compatibility/2006" xmlns:w="http://schemas.openxmlformats.org/wordprocessingml/2006/main" xmlns:w14="http://schemas.microsoft.com/office/word/2010/wordml" mc:Ignorable="w14 w15 w16se w16cid w16 w16cex w16sdtdh w16sdtfl w16du wp14">
+<w:hdr xmlns:mc="http://schemas.openxmlformats.org/markup-compatibility/2006" xmlns:w="http://schemas.openxmlformats.org/wordprocessingml/2006/main" xmlns:w14="http://schemas.microsoft.com/office/word/2010/wordml" xmlns:wpc="http://schemas.microsoft.com/office/word/2010/wordprocessingCanvas" xmlns:cx="http://schemas.microsoft.com/office/drawing/2014/chartex" xmlns:cx1="http://schemas.microsoft.com/office/drawing/2015/9/8/chartex" xmlns:cx2="http://schemas.microsoft.com/office/drawing/2015/10/21/chartex" xmlns:cx3="http://schemas.microsoft.com/office/drawing/2016/5/9/chartex" xmlns:cx4="http://schemas.microsoft.com/office/drawing/2016/5/10/chartex" xmlns:cx5="http://schemas.microsoft.com/office/drawing/2016/5/11/chartex" xmlns:cx6="http://schemas.microsoft.com/office/drawing/2016/5/12/chartex" xmlns:cx7="http://schemas.microsoft.com/office/drawing/2016/5/13/chartex" xmlns:cx8="http://schemas.microsoft.com/office/drawing/2016/5/14/chartex" xmlns:aink="http://schemas.microsoft.com/office/drawing/2016/ink" xmlns:am3d="http://schemas.microsoft.com/office/drawing/2017/model3d" xmlns:o="urn:schemas-microsoft-com:office:office" xmlns:oel="http://schemas.microsoft.com/office/2019/extlst" xmlns:r="http://schemas.openxmlformats.org/officeDocument/2006/relationships" xmlns:m="http://schemas.openxmlformats.org/officeDocument/2006/math" xmlns:v="urn:schemas-microsoft-com:vml" xmlns:wp14="http://schemas.microsoft.com/office/word/2010/wordprocessingDrawing" xmlns:wp="http://schemas.openxmlformats.org/drawingml/2006/wordprocessingDrawing" xmlns:w10="urn:schemas-microsoft-com:office:word" xmlns:w15="http://schemas.microsoft.com/office/word/2012/wordml" xmlns:w16cei="http://schemas.microsoft.com/office/word/2026/wordml/cei" xmlns:w16cex="http://schemas.microsoft.com/office/word/2018/wordml/cex" xmlns:w16cid="http://schemas.microsoft.com/office/word/2016/wordml/cid" xmlns:w16="http://schemas.microsoft.com/office/word/2018/wordml" xmlns:w16du="http://schemas.microsoft.com/office/word/2023/wordml/word16du" xmlns:w16sdtdh="http://schemas.microsoft.com/office/word/2020/wordml/sdtdatahash" xmlns:w16sdtfl="http://schemas.microsoft.com/office/word/2024/wordml/sdtformatlock" xmlns:w16se="http://schemas.microsoft.com/office/word/2015/wordml/symex" xmlns:wpg="http://schemas.microsoft.com/office/word/2010/wordprocessingGroup" xmlns:wpi="http://schemas.microsoft.com/office/word/2010/wordprocessingInk" xmlns:wne="http://schemas.microsoft.com/office/word/2006/wordml" xmlns:wps="http://schemas.microsoft.com/office/word/2010/wordprocessingShape" mc:Ignorable="w14 w15 w16se w16cid w16 w16cex w16sdtdh w16sdtfl w16du wp14">
   <w:p>
     <w:pPr>
       <w:pStyle w:val="Kopfzeile"/>
@@ -3902,7 +3902,7 @@
 </file>
 
 <file path=word/header2.xml><?xml version="1.0" encoding="utf-8"?>
-<w:hdr xmlns:a="http://schemas.openxmlformats.org/drawingml/2006/main" xmlns:a14="http://schemas.microsoft.com/office/drawing/2010/main" xmlns:mc="http://schemas.openxmlformats.org/markup-compatibility/2006" xmlns:pic="http://schemas.openxmlformats.org/drawingml/2006/picture" xmlns:r="http://schemas.openxmlformats.org/officeDocument/2006/relationships" xmlns:w="http://schemas.openxmlformats.org/wordprocessingml/2006/main" xmlns:w14="http://schemas.microsoft.com/office/word/2010/wordml" xmlns:wp="http://schemas.openxmlformats.org/drawingml/2006/wordprocessingDrawing" xmlns:wp14="http://schemas.microsoft.com/office/word/2010/wordprocessingDrawing" mc:Ignorable="w14 w15 w16se w16cid w16 w16cex w16sdtdh w16sdtfl w16du wp14">
+<w:hdr xmlns:a="http://schemas.openxmlformats.org/drawingml/2006/main" xmlns:a14="http://schemas.microsoft.com/office/drawing/2010/main" xmlns:mc="http://schemas.openxmlformats.org/markup-compatibility/2006" xmlns:pic="http://schemas.openxmlformats.org/drawingml/2006/picture" xmlns:r="http://schemas.openxmlformats.org/officeDocument/2006/relationships" xmlns:w="http://schemas.openxmlformats.org/wordprocessingml/2006/main" xmlns:w14="http://schemas.microsoft.com/office/word/2010/wordml" xmlns:wp="http://schemas.openxmlformats.org/drawingml/2006/wordprocessingDrawing" xmlns:wp14="http://schemas.microsoft.com/office/word/2010/wordprocessingDrawing" xmlns:wpc="http://schemas.microsoft.com/office/word/2010/wordprocessingCanvas" xmlns:cx="http://schemas.microsoft.com/office/drawing/2014/chartex" xmlns:cx1="http://schemas.microsoft.com/office/drawing/2015/9/8/chartex" xmlns:cx2="http://schemas.microsoft.com/office/drawing/2015/10/21/chartex" xmlns:cx3="http://schemas.microsoft.com/office/drawing/2016/5/9/chartex" xmlns:cx4="http://schemas.microsoft.com/office/drawing/2016/5/10/chartex" xmlns:cx5="http://schemas.microsoft.com/office/drawing/2016/5/11/chartex" xmlns:cx6="http://schemas.microsoft.com/office/drawing/2016/5/12/chartex" xmlns:cx7="http://schemas.microsoft.com/office/drawing/2016/5/13/chartex" xmlns:cx8="http://schemas.microsoft.com/office/drawing/2016/5/14/chartex" xmlns:aink="http://schemas.microsoft.com/office/drawing/2016/ink" xmlns:am3d="http://schemas.microsoft.com/office/drawing/2017/model3d" xmlns:o="urn:schemas-microsoft-com:office:office" xmlns:oel="http://schemas.microsoft.com/office/2019/extlst" xmlns:m="http://schemas.openxmlformats.org/officeDocument/2006/math" xmlns:v="urn:schemas-microsoft-com:vml" xmlns:w10="urn:schemas-microsoft-com:office:word" xmlns:w15="http://schemas.microsoft.com/office/word/2012/wordml" xmlns:w16cei="http://schemas.microsoft.com/office/word/2026/wordml/cei" xmlns:w16cex="http://schemas.microsoft.com/office/word/2018/wordml/cex" xmlns:w16cid="http://schemas.microsoft.com/office/word/2016/wordml/cid" xmlns:w16="http://schemas.microsoft.com/office/word/2018/wordml" xmlns:w16du="http://schemas.microsoft.com/office/word/2023/wordml/word16du" xmlns:w16sdtdh="http://schemas.microsoft.com/office/word/2020/wordml/sdtdatahash" xmlns:w16sdtfl="http://schemas.microsoft.com/office/word/2024/wordml/sdtformatlock" xmlns:w16se="http://schemas.microsoft.com/office/word/2015/wordml/symex" xmlns:wpg="http://schemas.microsoft.com/office/word/2010/wordprocessingGroup" xmlns:wpi="http://schemas.microsoft.com/office/word/2010/wordprocessingInk" xmlns:wne="http://schemas.microsoft.com/office/word/2006/wordml" xmlns:wps="http://schemas.microsoft.com/office/word/2010/wordprocessingShape" mc:Ignorable="w14 w15 w16se w16cid w16 w16cex w16sdtdh w16sdtfl w16du wp14">
   <w:p>
     <w:pPr>
       <w:pStyle w:val="OutputprofileTitle"/>
@@ -4018,7 +4018,7 @@
 </file>
 
 <file path=word/header3.xml><?xml version="1.0" encoding="utf-8"?>
-<w:hdr xmlns:mc="http://schemas.openxmlformats.org/markup-compatibility/2006" xmlns:w="http://schemas.openxmlformats.org/wordprocessingml/2006/main" xmlns:w14="http://schemas.microsoft.com/office/word/2010/wordml" mc:Ignorable="w14 w15 w16se w16cid w16 w16cex w16sdtdh w16sdtfl w16du wp14">
+<w:hdr xmlns:mc="http://schemas.openxmlformats.org/markup-compatibility/2006" xmlns:w="http://schemas.openxmlformats.org/wordprocessingml/2006/main" xmlns:w14="http://schemas.microsoft.com/office/word/2010/wordml" xmlns:wpc="http://schemas.microsoft.com/office/word/2010/wordprocessingCanvas" xmlns:cx="http://schemas.microsoft.com/office/drawing/2014/chartex" xmlns:cx1="http://schemas.microsoft.com/office/drawing/2015/9/8/chartex" xmlns:cx2="http://schemas.microsoft.com/office/drawing/2015/10/21/chartex" xmlns:cx3="http://schemas.microsoft.com/office/drawing/2016/5/9/chartex" xmlns:cx4="http://schemas.microsoft.com/office/drawing/2016/5/10/chartex" xmlns:cx5="http://schemas.microsoft.com/office/drawing/2016/5/11/chartex" xmlns:cx6="http://schemas.microsoft.com/office/drawing/2016/5/12/chartex" xmlns:cx7="http://schemas.microsoft.com/office/drawing/2016/5/13/chartex" xmlns:cx8="http://schemas.microsoft.com/office/drawing/2016/5/14/chartex" xmlns:aink="http://schemas.microsoft.com/office/drawing/2016/ink" xmlns:am3d="http://schemas.microsoft.com/office/drawing/2017/model3d" xmlns:o="urn:schemas-microsoft-com:office:office" xmlns:oel="http://schemas.microsoft.com/office/2019/extlst" xmlns:r="http://schemas.openxmlformats.org/officeDocument/2006/relationships" xmlns:m="http://schemas.openxmlformats.org/officeDocument/2006/math" xmlns:v="urn:schemas-microsoft-com:vml" xmlns:wp14="http://schemas.microsoft.com/office/word/2010/wordprocessingDrawing" xmlns:wp="http://schemas.openxmlformats.org/drawingml/2006/wordprocessingDrawing" xmlns:w10="urn:schemas-microsoft-com:office:word" xmlns:w15="http://schemas.microsoft.com/office/word/2012/wordml" xmlns:w16cei="http://schemas.microsoft.com/office/word/2026/wordml/cei" xmlns:w16cex="http://schemas.microsoft.com/office/word/2018/wordml/cex" xmlns:w16cid="http://schemas.microsoft.com/office/word/2016/wordml/cid" xmlns:w16="http://schemas.microsoft.com/office/word/2018/wordml" xmlns:w16du="http://schemas.microsoft.com/office/word/2023/wordml/word16du" xmlns:w16sdtdh="http://schemas.microsoft.com/office/word/2020/wordml/sdtdatahash" xmlns:w16sdtfl="http://schemas.microsoft.com/office/word/2024/wordml/sdtformatlock" xmlns:w16se="http://schemas.microsoft.com/office/word/2015/wordml/symex" xmlns:wpg="http://schemas.microsoft.com/office/word/2010/wordprocessingGroup" xmlns:wpi="http://schemas.microsoft.com/office/word/2010/wordprocessingInk" xmlns:wne="http://schemas.microsoft.com/office/word/2006/wordml" xmlns:wps="http://schemas.microsoft.com/office/word/2010/wordprocessingShape" mc:Ignorable="w14 w15 w16se w16cid w16 w16cex w16sdtdh w16sdtfl w16du wp14">
   <w:p>
     <w:pPr>
       <w:pStyle w:val="Kopfzeile"/>
@@ -4028,7 +4028,7 @@
 </file>
 
 <file path=word/header4.xml><?xml version="1.0" encoding="utf-8"?>
-<w:hdr xmlns:mc="http://schemas.openxmlformats.org/markup-compatibility/2006" xmlns:w="http://schemas.openxmlformats.org/wordprocessingml/2006/main" xmlns:w14="http://schemas.microsoft.com/office/word/2010/wordml" mc:Ignorable="w14 w15 w16se w16cid w16 w16cex w16sdtdh w16sdtfl w16du wp14">
+<w:hdr xmlns:mc="http://schemas.openxmlformats.org/markup-compatibility/2006" xmlns:w="http://schemas.openxmlformats.org/wordprocessingml/2006/main" xmlns:w14="http://schemas.microsoft.com/office/word/2010/wordml" xmlns:wpc="http://schemas.microsoft.com/office/word/2010/wordprocessingCanvas" xmlns:cx="http://schemas.microsoft.com/office/drawing/2014/chartex" xmlns:cx1="http://schemas.microsoft.com/office/drawing/2015/9/8/chartex" xmlns:cx2="http://schemas.microsoft.com/office/drawing/2015/10/21/chartex" xmlns:cx3="http://schemas.microsoft.com/office/drawing/2016/5/9/chartex" xmlns:cx4="http://schemas.microsoft.com/office/drawing/2016/5/10/chartex" xmlns:cx5="http://schemas.microsoft.com/office/drawing/2016/5/11/chartex" xmlns:cx6="http://schemas.microsoft.com/office/drawing/2016/5/12/chartex" xmlns:cx7="http://schemas.microsoft.com/office/drawing/2016/5/13/chartex" xmlns:cx8="http://schemas.microsoft.com/office/drawing/2016/5/14/chartex" xmlns:aink="http://schemas.microsoft.com/office/drawing/2016/ink" xmlns:am3d="http://schemas.microsoft.com/office/drawing/2017/model3d" xmlns:o="urn:schemas-microsoft-com:office:office" xmlns:oel="http://schemas.microsoft.com/office/2019/extlst" xmlns:r="http://schemas.openxmlformats.org/officeDocument/2006/relationships" xmlns:m="http://schemas.openxmlformats.org/officeDocument/2006/math" xmlns:v="urn:schemas-microsoft-com:vml" xmlns:wp14="http://schemas.microsoft.com/office/word/2010/wordprocessingDrawing" xmlns:wp="http://schemas.openxmlformats.org/drawingml/2006/wordprocessingDrawing" xmlns:w10="urn:schemas-microsoft-com:office:word" xmlns:w15="http://schemas.microsoft.com/office/word/2012/wordml" xmlns:w16cei="http://schemas.microsoft.com/office/word/2026/wordml/cei" xmlns:w16cex="http://schemas.microsoft.com/office/word/2018/wordml/cex" xmlns:w16cid="http://schemas.microsoft.com/office/word/2016/wordml/cid" xmlns:w16="http://schemas.microsoft.com/office/word/2018/wordml" xmlns:w16du="http://schemas.microsoft.com/office/word/2023/wordml/word16du" xmlns:w16sdtdh="http://schemas.microsoft.com/office/word/2020/wordml/sdtdatahash" xmlns:w16sdtfl="http://schemas.microsoft.com/office/word/2024/wordml/sdtformatlock" xmlns:w16se="http://schemas.microsoft.com/office/word/2015/wordml/symex" xmlns:wpg="http://schemas.microsoft.com/office/word/2010/wordprocessingGroup" xmlns:wpi="http://schemas.microsoft.com/office/word/2010/wordprocessingInk" xmlns:wne="http://schemas.microsoft.com/office/word/2006/wordml" xmlns:wps="http://schemas.microsoft.com/office/word/2010/wordprocessingShape" mc:Ignorable="w14 w15 w16se w16cid w16 w16cex w16sdtdh w16sdtfl w16du wp14">
   <w:p>
     <w:pPr>
       <w:pStyle w:val="OutputprofileTitle"/>

--- a/vorlagen/protokoll.docx
+++ b/vorlagen/protokoll.docx
@@ -67,9 +67,10 @@
     </w:tbl>
     <w:p>
       <w:pPr>
+        <w:spacing w:before="0" w:after="0" w:line="20" w:lineRule="exact"/>
         <w:rPr>
-          <w:rFonts w:ascii="Aptos" w:hAnsi="Aptos"/>
-          <w:szCs w:val="22"/>
+          <w:sz w:val="2"/>
+          <w:szCs w:val="2"/>
         </w:rPr>
         <w:sectPr>
           <w:headerReference w:type="even" r:id="rId12"/>
@@ -86,38 +87,6 @@
         </w:sectPr>
       </w:pPr>
     </w:p>
-    <w:tbl>
-      <w:tblPr>
-        <w:tblW w:w="9072" w:type="dxa"/>
-        <w:tblLayout w:type="fixed"/>
-        <w:tblCellMar>
-          <w:left w:w="57" w:type="dxa"/>
-          <w:right w:w="57" w:type="dxa"/>
-        </w:tblCellMar>
-        <w:tblLook w:val="01E0" w:firstRow="1" w:lastRow="1" w:firstColumn="1" w:lastColumn="1" w:noHBand="0" w:noVBand="0"/>
-      </w:tblPr>
-      <w:tblGrid>
-        <w:gridCol w:w="9072"/>
-      </w:tblGrid>
-      <w:tr>
-        <w:tc>
-          <w:tcPr>
-            <w:tcW w:w="9072" w:type="dxa"/>
-          </w:tcPr>
-          <w:p>
-            <w:pPr>
-              <w:pStyle w:val="Titel"/>
-              <w:rPr>
-                <w:rFonts w:ascii="Aptos" w:hAnsi="Aptos"/>
-                <w:sz w:val="22"/>
-                <w:szCs w:val="22"/>
-                <w:highlight w:val="white"/>
-              </w:rPr>
-            </w:pPr>
-          </w:p>
-        </w:tc>
-      </w:tr>
-    </w:tbl>
     <w:p>
       <w:pPr>
         <w:adjustRightInd/>
@@ -170,43 +139,7 @@
                 <w:rFonts w:ascii="Aptos" w:hAnsi="Aptos"/>
                 <w:szCs w:val="22"/>
               </w:rPr>
-              <w:fldChar w:fldCharType="begin"/>
-            </w:r>
-            <w:r>
-              <w:rPr>
-                <w:rFonts w:ascii="Aptos" w:hAnsi="Aptos"/>
-                <w:szCs w:val="22"/>
-              </w:rPr>
-              <w:instrText xml:space="preserve"> DOCPROPERTY "Doc.DateTime"\*CHARFORMAT </w:instrText>
-            </w:r>
-            <w:r>
-              <w:rPr>
-                <w:rFonts w:ascii="Aptos" w:hAnsi="Aptos"/>
-                <w:szCs w:val="22"/>
-              </w:rPr>
-              <w:instrText>\&lt;OawJumpToField value=0/&gt;</w:instrText>
-            </w:r>
-            <w:r>
-              <w:rPr>
-                <w:rFonts w:ascii="Aptos" w:hAnsi="Aptos"/>
-                <w:szCs w:val="22"/>
-              </w:rPr>
-              <w:fldChar w:fldCharType="separate"/>
-            </w:r>
-            <w:r>
-              <w:rPr>
-                <w:rFonts w:ascii="Aptos" w:hAnsi="Aptos"/>
-                <w:szCs w:val="22"/>
-              </w:rPr>
               <w:t>Datum/Zeit</w:t>
-            </w:r>
-            <w:r>
-              <w:rPr>
-                <w:rFonts w:ascii="Aptos" w:hAnsi="Aptos"/>
-                <w:szCs w:val="22"/>
-                <w:highlight w:val="white"/>
-              </w:rPr>
-              <w:fldChar w:fldCharType="end"/>
             </w:r>
           </w:p>
         </w:tc>
@@ -251,43 +184,7 @@
                 <w:rFonts w:ascii="Aptos" w:hAnsi="Aptos"/>
                 <w:szCs w:val="22"/>
               </w:rPr>
-              <w:fldChar w:fldCharType="begin"/>
-            </w:r>
-            <w:r>
-              <w:rPr>
-                <w:rFonts w:ascii="Aptos" w:hAnsi="Aptos"/>
-                <w:szCs w:val="22"/>
-              </w:rPr>
-              <w:instrText xml:space="preserve"> DOCPROPERTY "Doc.Location"\*CHARFORMAT </w:instrText>
-            </w:r>
-            <w:r>
-              <w:rPr>
-                <w:rFonts w:ascii="Aptos" w:hAnsi="Aptos"/>
-                <w:szCs w:val="22"/>
-              </w:rPr>
-              <w:instrText>\&lt;OawJumpToField value=0/&gt;</w:instrText>
-            </w:r>
-            <w:r>
-              <w:rPr>
-                <w:rFonts w:ascii="Aptos" w:hAnsi="Aptos"/>
-                <w:szCs w:val="22"/>
-              </w:rPr>
-              <w:fldChar w:fldCharType="separate"/>
-            </w:r>
-            <w:r>
-              <w:rPr>
-                <w:rFonts w:ascii="Aptos" w:hAnsi="Aptos"/>
-                <w:szCs w:val="22"/>
-              </w:rPr>
               <w:t>Ort</w:t>
-            </w:r>
-            <w:r>
-              <w:rPr>
-                <w:rFonts w:ascii="Aptos" w:hAnsi="Aptos"/>
-                <w:szCs w:val="22"/>
-                <w:highlight w:val="white"/>
-              </w:rPr>
-              <w:fldChar w:fldCharType="end"/>
             </w:r>
           </w:p>
         </w:tc>
@@ -332,43 +229,7 @@
                 <w:rFonts w:ascii="Aptos" w:hAnsi="Aptos"/>
                 <w:szCs w:val="22"/>
               </w:rPr>
-              <w:fldChar w:fldCharType="begin"/>
-            </w:r>
-            <w:r>
-              <w:rPr>
-                <w:rFonts w:ascii="Aptos" w:hAnsi="Aptos"/>
-                <w:szCs w:val="22"/>
-              </w:rPr>
-              <w:instrText xml:space="preserve"> DOCPROPERTY "Doc.Chair"\*CHARFORMAT </w:instrText>
-            </w:r>
-            <w:r>
-              <w:rPr>
-                <w:rFonts w:ascii="Aptos" w:hAnsi="Aptos"/>
-                <w:szCs w:val="22"/>
-              </w:rPr>
-              <w:instrText>\&lt;OawJumpToField value=0/&gt;</w:instrText>
-            </w:r>
-            <w:r>
-              <w:rPr>
-                <w:rFonts w:ascii="Aptos" w:hAnsi="Aptos"/>
-                <w:szCs w:val="22"/>
-              </w:rPr>
-              <w:fldChar w:fldCharType="separate"/>
-            </w:r>
-            <w:r>
-              <w:rPr>
-                <w:rFonts w:ascii="Aptos" w:hAnsi="Aptos"/>
-                <w:szCs w:val="22"/>
-              </w:rPr>
               <w:t>Vorsitz</w:t>
-            </w:r>
-            <w:r>
-              <w:rPr>
-                <w:rFonts w:ascii="Aptos" w:hAnsi="Aptos"/>
-                <w:szCs w:val="22"/>
-                <w:highlight w:val="white"/>
-              </w:rPr>
-              <w:fldChar w:fldCharType="end"/>
             </w:r>
           </w:p>
         </w:tc>
@@ -413,43 +274,7 @@
                 <w:rFonts w:ascii="Aptos" w:hAnsi="Aptos"/>
                 <w:szCs w:val="22"/>
               </w:rPr>
-              <w:fldChar w:fldCharType="begin"/>
-            </w:r>
-            <w:r>
-              <w:rPr>
-                <w:rFonts w:ascii="Aptos" w:hAnsi="Aptos"/>
-                <w:szCs w:val="22"/>
-              </w:rPr>
-              <w:instrText xml:space="preserve"> DOCPROPERTY "Doc.Participants"\*CHARFORMAT </w:instrText>
-            </w:r>
-            <w:r>
-              <w:rPr>
-                <w:rFonts w:ascii="Aptos" w:hAnsi="Aptos"/>
-                <w:szCs w:val="22"/>
-              </w:rPr>
-              <w:instrText>\&lt;OawJumpToField value=0/&gt;</w:instrText>
-            </w:r>
-            <w:r>
-              <w:rPr>
-                <w:rFonts w:ascii="Aptos" w:hAnsi="Aptos"/>
-                <w:szCs w:val="22"/>
-              </w:rPr>
-              <w:fldChar w:fldCharType="separate"/>
-            </w:r>
-            <w:r>
-              <w:rPr>
-                <w:rFonts w:ascii="Aptos" w:hAnsi="Aptos"/>
-                <w:szCs w:val="22"/>
-              </w:rPr>
               <w:t>Teilnehmende</w:t>
-            </w:r>
-            <w:r>
-              <w:rPr>
-                <w:rFonts w:ascii="Aptos" w:hAnsi="Aptos"/>
-                <w:szCs w:val="22"/>
-                <w:highlight w:val="white"/>
-              </w:rPr>
-              <w:fldChar w:fldCharType="end"/>
             </w:r>
           </w:p>
         </w:tc>
@@ -529,43 +354,7 @@
                 <w:rFonts w:ascii="Aptos" w:hAnsi="Aptos"/>
                 <w:szCs w:val="22"/>
               </w:rPr>
-              <w:fldChar w:fldCharType="begin"/>
-            </w:r>
-            <w:r>
-              <w:rPr>
-                <w:rFonts w:ascii="Aptos" w:hAnsi="Aptos"/>
-                <w:szCs w:val="22"/>
-              </w:rPr>
-              <w:instrText xml:space="preserve"> DOCPROPERTY "Doc.Excused"\*CHARFORMAT </w:instrText>
-            </w:r>
-            <w:r>
-              <w:rPr>
-                <w:rFonts w:ascii="Aptos" w:hAnsi="Aptos"/>
-                <w:szCs w:val="22"/>
-              </w:rPr>
-              <w:instrText>\&lt;OawJumpToField value=0/&gt;</w:instrText>
-            </w:r>
-            <w:r>
-              <w:rPr>
-                <w:rFonts w:ascii="Aptos" w:hAnsi="Aptos"/>
-                <w:szCs w:val="22"/>
-              </w:rPr>
-              <w:fldChar w:fldCharType="separate"/>
-            </w:r>
-            <w:r>
-              <w:rPr>
-                <w:rFonts w:ascii="Aptos" w:hAnsi="Aptos"/>
-                <w:szCs w:val="22"/>
-              </w:rPr>
               <w:t>Entschuldigt</w:t>
-            </w:r>
-            <w:r>
-              <w:rPr>
-                <w:rFonts w:ascii="Aptos" w:hAnsi="Aptos"/>
-                <w:szCs w:val="22"/>
-                <w:highlight w:val="white"/>
-              </w:rPr>
-              <w:fldChar w:fldCharType="end"/>
             </w:r>
           </w:p>
         </w:tc>
@@ -610,43 +399,7 @@
                 <w:rFonts w:ascii="Aptos" w:hAnsi="Aptos"/>
                 <w:szCs w:val="22"/>
               </w:rPr>
-              <w:fldChar w:fldCharType="begin"/>
-            </w:r>
-            <w:r>
-              <w:rPr>
-                <w:rFonts w:ascii="Aptos" w:hAnsi="Aptos"/>
-                <w:szCs w:val="22"/>
-              </w:rPr>
-              <w:instrText xml:space="preserve"> DOCPROPERTY "Doc.Minutes"\*CHARFORMAT </w:instrText>
-            </w:r>
-            <w:r>
-              <w:rPr>
-                <w:rFonts w:ascii="Aptos" w:hAnsi="Aptos"/>
-                <w:szCs w:val="22"/>
-              </w:rPr>
-              <w:instrText>\&lt;OawJumpToField value=0/&gt;</w:instrText>
-            </w:r>
-            <w:r>
-              <w:rPr>
-                <w:rFonts w:ascii="Aptos" w:hAnsi="Aptos"/>
-                <w:szCs w:val="22"/>
-              </w:rPr>
-              <w:fldChar w:fldCharType="separate"/>
-            </w:r>
-            <w:r>
-              <w:rPr>
-                <w:rFonts w:ascii="Aptos" w:hAnsi="Aptos"/>
-                <w:szCs w:val="22"/>
-              </w:rPr>
               <w:t>Protokoll</w:t>
-            </w:r>
-            <w:r>
-              <w:rPr>
-                <w:rFonts w:ascii="Aptos" w:hAnsi="Aptos"/>
-                <w:szCs w:val="22"/>
-                <w:highlight w:val="white"/>
-              </w:rPr>
-              <w:fldChar w:fldCharType="end"/>
             </w:r>
           </w:p>
         </w:tc>
@@ -664,6 +417,13 @@
                 <w:szCs w:val="22"/>
               </w:rPr>
             </w:pPr>
+            <w:r>
+              <w:rPr>
+                <w:rFonts w:ascii="Aptos" w:hAnsi="Aptos"/>
+                <w:szCs w:val="22"/>
+              </w:rPr>
+              <w:t>{{PROTOKOLLFUEHRUNG}}</w:t>
+            </w:r>
           </w:p>
         </w:tc>
       </w:tr>
@@ -691,43 +451,7 @@
                 <w:rFonts w:ascii="Aptos" w:hAnsi="Aptos"/>
                 <w:szCs w:val="22"/>
               </w:rPr>
-              <w:fldChar w:fldCharType="begin"/>
-            </w:r>
-            <w:r>
-              <w:rPr>
-                <w:rFonts w:ascii="Aptos" w:hAnsi="Aptos"/>
-                <w:szCs w:val="22"/>
-              </w:rPr>
-              <w:instrText xml:space="preserve"> DOCPROPERTY "Doc.Distribution"\*CHARFORMAT </w:instrText>
-            </w:r>
-            <w:r>
-              <w:rPr>
-                <w:rFonts w:ascii="Aptos" w:hAnsi="Aptos"/>
-                <w:szCs w:val="22"/>
-              </w:rPr>
-              <w:instrText>\&lt;OawJumpToField value=0/&gt;</w:instrText>
-            </w:r>
-            <w:r>
-              <w:rPr>
-                <w:rFonts w:ascii="Aptos" w:hAnsi="Aptos"/>
-                <w:szCs w:val="22"/>
-              </w:rPr>
-              <w:fldChar w:fldCharType="separate"/>
-            </w:r>
-            <w:r>
-              <w:rPr>
-                <w:rFonts w:ascii="Aptos" w:hAnsi="Aptos"/>
-                <w:szCs w:val="22"/>
-              </w:rPr>
               <w:t>Verteiler</w:t>
-            </w:r>
-            <w:r>
-              <w:rPr>
-                <w:rFonts w:ascii="Aptos" w:hAnsi="Aptos"/>
-                <w:szCs w:val="22"/>
-                <w:highlight w:val="white"/>
-              </w:rPr>
-              <w:fldChar w:fldCharType="end"/>
             </w:r>
           </w:p>
         </w:tc>
@@ -752,22 +476,13 @@
               </w:rPr>
               <w:t xml:space="preserve">Alle </w:t>
             </w:r>
-            <w:proofErr w:type="spellStart"/>
             <w:r>
               <w:rPr>
                 <w:rFonts w:ascii="Aptos" w:hAnsi="Aptos"/>
                 <w:szCs w:val="22"/>
               </w:rPr>
-              <w:t>Teilneh</w:t>
+              <w:t>Teilnehmende</w:t>
             </w:r>
-            <w:r>
-              <w:rPr>
-                <w:rFonts w:ascii="Aptos" w:hAnsi="Aptos"/>
-                <w:szCs w:val="22"/>
-              </w:rPr>
-              <w:t>nde</w:t>
-            </w:r>
-            <w:proofErr w:type="spellEnd"/>
           </w:p>
         </w:tc>
       </w:tr>
@@ -794,43 +509,7 @@
                 <w:rFonts w:ascii="Aptos" w:hAnsi="Aptos"/>
                 <w:szCs w:val="22"/>
               </w:rPr>
-              <w:fldChar w:fldCharType="begin"/>
-            </w:r>
-            <w:r>
-              <w:rPr>
-                <w:rFonts w:ascii="Aptos" w:hAnsi="Aptos"/>
-                <w:szCs w:val="22"/>
-              </w:rPr>
-              <w:instrText xml:space="preserve"> DOCPROPERTY "Doc.Sign"\*CHARFORMAT </w:instrText>
-            </w:r>
-            <w:r>
-              <w:rPr>
-                <w:rFonts w:ascii="Aptos" w:hAnsi="Aptos"/>
-                <w:szCs w:val="22"/>
-              </w:rPr>
-              <w:instrText>\&lt;OawJumpToField value=0/&gt;</w:instrText>
-            </w:r>
-            <w:r>
-              <w:rPr>
-                <w:rFonts w:ascii="Aptos" w:hAnsi="Aptos"/>
-                <w:szCs w:val="22"/>
-              </w:rPr>
-              <w:fldChar w:fldCharType="separate"/>
-            </w:r>
-            <w:r>
-              <w:rPr>
-                <w:rFonts w:ascii="Aptos" w:hAnsi="Aptos"/>
-                <w:szCs w:val="22"/>
-              </w:rPr>
               <w:t>Legende</w:t>
-            </w:r>
-            <w:r>
-              <w:rPr>
-                <w:rFonts w:ascii="Aptos" w:hAnsi="Aptos"/>
-                <w:szCs w:val="22"/>
-                <w:highlight w:val="white"/>
-              </w:rPr>
-              <w:fldChar w:fldCharType="end"/>
             </w:r>
           </w:p>
         </w:tc>
@@ -854,43 +533,7 @@
                 <w:rFonts w:ascii="Aptos" w:hAnsi="Aptos"/>
                 <w:szCs w:val="22"/>
               </w:rPr>
-              <w:fldChar w:fldCharType="begin"/>
-            </w:r>
-            <w:r>
-              <w:rPr>
-                <w:rFonts w:ascii="Aptos" w:hAnsi="Aptos"/>
-                <w:szCs w:val="22"/>
-              </w:rPr>
-              <w:instrText xml:space="preserve"> DOCPROPERTY "Doc.SignText"\*CHARFORMAT </w:instrText>
-            </w:r>
-            <w:r>
-              <w:rPr>
-                <w:rFonts w:ascii="Aptos" w:hAnsi="Aptos"/>
-                <w:szCs w:val="22"/>
-              </w:rPr>
-              <w:instrText>\&lt;OawJumpToField value=0/&gt;</w:instrText>
-            </w:r>
-            <w:r>
-              <w:rPr>
-                <w:rFonts w:ascii="Aptos" w:hAnsi="Aptos"/>
-                <w:szCs w:val="22"/>
-              </w:rPr>
-              <w:fldChar w:fldCharType="separate"/>
-            </w:r>
-            <w:r>
-              <w:rPr>
-                <w:rFonts w:ascii="Aptos" w:hAnsi="Aptos"/>
-                <w:szCs w:val="22"/>
-              </w:rPr>
               <w:t>P = Priorität, V = Verantwortung, Z = Zeit, T = Termine</w:t>
-            </w:r>
-            <w:r>
-              <w:rPr>
-                <w:rFonts w:ascii="Aptos" w:hAnsi="Aptos"/>
-                <w:szCs w:val="22"/>
-                <w:highlight w:val="white"/>
-              </w:rPr>
-              <w:fldChar w:fldCharType="end"/>
             </w:r>
             <w:r>
               <w:rPr>
@@ -938,48 +581,7 @@
           <w:sz w:val="28"/>
           <w:szCs w:val="28"/>
         </w:rPr>
-        <w:fldChar w:fldCharType="begin"/>
-      </w:r>
-      <w:r>
-        <w:rPr>
-          <w:rFonts w:ascii="Aptos" w:hAnsi="Aptos"/>
-          <w:sz w:val="28"/>
-          <w:szCs w:val="28"/>
-        </w:rPr>
-        <w:instrText xml:space="preserve"> DOCPROPERTY "Doc.Traktanden"\*CHARFORMAT </w:instrText>
-      </w:r>
-      <w:r>
-        <w:rPr>
-          <w:rFonts w:ascii="Aptos" w:hAnsi="Aptos"/>
-          <w:sz w:val="28"/>
-          <w:szCs w:val="28"/>
-        </w:rPr>
-        <w:instrText>\&lt;OawJumpToField value=0/&gt;</w:instrText>
-      </w:r>
-      <w:r>
-        <w:rPr>
-          <w:rFonts w:ascii="Aptos" w:hAnsi="Aptos"/>
-          <w:sz w:val="28"/>
-          <w:szCs w:val="28"/>
-        </w:rPr>
-        <w:fldChar w:fldCharType="separate"/>
-      </w:r>
-      <w:r>
-        <w:rPr>
-          <w:rFonts w:ascii="Aptos" w:hAnsi="Aptos"/>
-          <w:sz w:val="28"/>
-          <w:szCs w:val="28"/>
-        </w:rPr>
         <w:t>Traktanden</w:t>
-      </w:r>
-      <w:r>
-        <w:rPr>
-          <w:rFonts w:ascii="Aptos" w:hAnsi="Aptos"/>
-          <w:sz w:val="28"/>
-          <w:szCs w:val="28"/>
-          <w:highlight w:val="white"/>
-        </w:rPr>
-        <w:fldChar w:fldCharType="end"/>
       </w:r>
     </w:p>
     <w:p>
@@ -1062,48 +664,7 @@
                 <w:szCs w:val="22"/>
                 <w:lang w:val="de-CH"/>
               </w:rPr>
-              <w:fldChar w:fldCharType="begin"/>
-            </w:r>
-            <w:r>
-              <w:rPr>
-                <w:rFonts w:ascii="Aptos" w:hAnsi="Aptos"/>
-                <w:szCs w:val="22"/>
-                <w:lang w:val="de-CH"/>
-              </w:rPr>
-              <w:instrText xml:space="preserve"> DOCPROPERTY "Doc.Topic"\*CHARFORMAT </w:instrText>
-            </w:r>
-            <w:r>
-              <w:rPr>
-                <w:rFonts w:ascii="Aptos" w:hAnsi="Aptos"/>
-                <w:szCs w:val="22"/>
-                <w:lang w:val="de-CH"/>
-              </w:rPr>
-              <w:instrText>\&lt;OawJumpToField value=0/&gt;</w:instrText>
-            </w:r>
-            <w:r>
-              <w:rPr>
-                <w:rFonts w:ascii="Aptos" w:hAnsi="Aptos"/>
-                <w:szCs w:val="22"/>
-                <w:lang w:val="de-CH"/>
-              </w:rPr>
-              <w:fldChar w:fldCharType="separate"/>
-            </w:r>
-            <w:r>
-              <w:rPr>
-                <w:rFonts w:ascii="Aptos" w:hAnsi="Aptos"/>
-                <w:szCs w:val="22"/>
-                <w:lang w:val="de-CH"/>
-              </w:rPr>
               <w:t>Thema</w:t>
-            </w:r>
-            <w:r>
-              <w:rPr>
-                <w:rFonts w:ascii="Aptos" w:hAnsi="Aptos"/>
-                <w:szCs w:val="22"/>
-                <w:highlight w:val="white"/>
-                <w:lang w:val="de-CH"/>
-              </w:rPr>
-              <w:fldChar w:fldCharType="end"/>
             </w:r>
           </w:p>
         </w:tc>
@@ -1226,53 +787,18 @@
               </w:rPr>
               <w:t>Genehmigung Protokoll</w:t>
             </w:r>
-            <w:r>
-              <w:rPr>
-                <w:rFonts w:ascii="Aptos" w:hAnsi="Aptos"/>
-                <w:bCs/>
-                <w:szCs w:val="22"/>
-                <w:lang w:val="de-CH"/>
-              </w:rPr>
-              <w:t xml:space="preserve">. </w:t>
-            </w:r>
-            <w:r>
-              <w:rPr>
-                <w:rFonts w:ascii="Aptos" w:hAnsi="Aptos"/>
-                <w:bCs/>
-                <w:szCs w:val="22"/>
-                <w:lang w:val="de-CH"/>
-              </w:rPr>
-              <w:t xml:space="preserve"> </w:t>
-            </w:r>
           </w:p>
+        </w:tc>
+        <w:tc>
+          <w:tcPr>
+            <w:tcW w:w="624" w:type="dxa"/>
+            <w:vAlign w:val="center"/>
+          </w:tcPr>
           <w:p>
             <w:pPr>
               <w:pStyle w:val="TabelleText"/>
               <w:rPr>
                 <w:rFonts w:ascii="Aptos" w:hAnsi="Aptos"/>
-                <w:bCs/>
-                <w:szCs w:val="22"/>
-                <w:lang w:val="de-CH"/>
-              </w:rPr>
-            </w:pPr>
-          </w:p>
-          <w:p>
-            <w:pPr>
-              <w:pStyle w:val="TabelleText"/>
-              <w:rPr>
-                <w:rFonts w:ascii="Aptos" w:hAnsi="Aptos"/>
-                <w:b/>
-                <w:szCs w:val="22"/>
-                <w:lang w:val="de-CH"/>
-              </w:rPr>
-            </w:pPr>
-          </w:p>
-          <w:p>
-            <w:pPr>
-              <w:pStyle w:val="TabelleText"/>
-              <w:rPr>
-                <w:rFonts w:ascii="Aptos" w:hAnsi="Aptos"/>
-                <w:b/>
                 <w:szCs w:val="22"/>
                 <w:lang w:val="de-CH"/>
               </w:rPr>
@@ -1297,55 +823,9 @@
         </w:tc>
         <w:tc>
           <w:tcPr>
-            <w:tcW w:w="624" w:type="dxa"/>
-            <w:vAlign w:val="center"/>
-          </w:tcPr>
-          <w:p>
-            <w:pPr>
-              <w:pStyle w:val="TabelleText"/>
-              <w:rPr>
-                <w:rFonts w:ascii="Aptos" w:hAnsi="Aptos"/>
-                <w:szCs w:val="22"/>
-                <w:lang w:val="de-CH"/>
-              </w:rPr>
-            </w:pPr>
-          </w:p>
-        </w:tc>
-        <w:tc>
-          <w:tcPr>
             <w:tcW w:w="1532" w:type="dxa"/>
             <w:vAlign w:val="center"/>
           </w:tcPr>
-          <w:p>
-            <w:pPr>
-              <w:pStyle w:val="TabelleText"/>
-              <w:rPr>
-                <w:rFonts w:ascii="Aptos" w:hAnsi="Aptos"/>
-                <w:szCs w:val="22"/>
-                <w:lang w:val="de-CH"/>
-              </w:rPr>
-            </w:pPr>
-          </w:p>
-          <w:p>
-            <w:pPr>
-              <w:pStyle w:val="TabelleText"/>
-              <w:rPr>
-                <w:rFonts w:ascii="Aptos" w:hAnsi="Aptos"/>
-                <w:szCs w:val="22"/>
-                <w:lang w:val="de-CH"/>
-              </w:rPr>
-            </w:pPr>
-          </w:p>
-          <w:p>
-            <w:pPr>
-              <w:pStyle w:val="TabelleText"/>
-              <w:rPr>
-                <w:rFonts w:ascii="Aptos" w:hAnsi="Aptos"/>
-                <w:szCs w:val="22"/>
-                <w:lang w:val="de-CH"/>
-              </w:rPr>
-            </w:pPr>
-          </w:p>
           <w:p>
             <w:pPr>
               <w:pStyle w:val="TabelleText"/>
@@ -1396,50 +876,12 @@
               </w:rPr>
             </w:pPr>
           </w:p>
-          <w:p>
-            <w:pPr>
-              <w:pStyle w:val="TabelleText"/>
-              <w:rPr>
-                <w:rFonts w:ascii="Aptos" w:hAnsi="Aptos"/>
-                <w:bCs/>
-                <w:szCs w:val="22"/>
-                <w:lang w:val="de-CH"/>
-              </w:rPr>
-            </w:pPr>
-          </w:p>
-          <w:p>
-            <w:pPr>
-              <w:pStyle w:val="TabelleText"/>
-              <w:rPr>
-                <w:rFonts w:ascii="Aptos" w:hAnsi="Aptos"/>
-                <w:bCs/>
-                <w:szCs w:val="22"/>
-                <w:lang w:val="de-CH"/>
-              </w:rPr>
-            </w:pPr>
-          </w:p>
-          <w:p>
-            <w:pPr>
-              <w:pStyle w:val="TabelleText"/>
-              <w:rPr>
-                <w:rFonts w:ascii="Aptos" w:hAnsi="Aptos"/>
-                <w:b/>
-                <w:szCs w:val="22"/>
-                <w:lang w:val="de-CH"/>
-              </w:rPr>
-            </w:pPr>
-          </w:p>
-          <w:p>
-            <w:pPr>
-              <w:pStyle w:val="TabelleText"/>
-              <w:rPr>
-                <w:rFonts w:ascii="Aptos" w:hAnsi="Aptos"/>
-                <w:b/>
-                <w:szCs w:val="22"/>
-                <w:lang w:val="de-CH"/>
-              </w:rPr>
-            </w:pPr>
-          </w:p>
+        </w:tc>
+        <w:tc>
+          <w:tcPr>
+            <w:tcW w:w="624" w:type="dxa"/>
+            <w:vAlign w:val="center"/>
+          </w:tcPr>
           <w:p>
             <w:pPr>
               <w:pStyle w:val="TabelleText"/>
@@ -1469,75 +911,9 @@
         </w:tc>
         <w:tc>
           <w:tcPr>
-            <w:tcW w:w="624" w:type="dxa"/>
-            <w:vAlign w:val="center"/>
-          </w:tcPr>
-          <w:p>
-            <w:pPr>
-              <w:pStyle w:val="TabelleText"/>
-              <w:rPr>
-                <w:rFonts w:ascii="Aptos" w:hAnsi="Aptos"/>
-                <w:szCs w:val="22"/>
-                <w:lang w:val="de-CH"/>
-              </w:rPr>
-            </w:pPr>
-          </w:p>
-        </w:tc>
-        <w:tc>
-          <w:tcPr>
             <w:tcW w:w="1532" w:type="dxa"/>
             <w:vAlign w:val="center"/>
           </w:tcPr>
-          <w:p>
-            <w:pPr>
-              <w:pStyle w:val="TabelleText"/>
-              <w:rPr>
-                <w:rFonts w:ascii="Aptos" w:hAnsi="Aptos"/>
-                <w:szCs w:val="22"/>
-                <w:lang w:val="de-CH"/>
-              </w:rPr>
-            </w:pPr>
-          </w:p>
-          <w:p>
-            <w:pPr>
-              <w:pStyle w:val="TabelleText"/>
-              <w:rPr>
-                <w:rFonts w:ascii="Aptos" w:hAnsi="Aptos"/>
-                <w:szCs w:val="22"/>
-                <w:lang w:val="de-CH"/>
-              </w:rPr>
-            </w:pPr>
-          </w:p>
-          <w:p>
-            <w:pPr>
-              <w:pStyle w:val="TabelleText"/>
-              <w:rPr>
-                <w:rFonts w:ascii="Aptos" w:hAnsi="Aptos"/>
-                <w:szCs w:val="22"/>
-                <w:lang w:val="de-CH"/>
-              </w:rPr>
-            </w:pPr>
-          </w:p>
-          <w:p>
-            <w:pPr>
-              <w:pStyle w:val="TabelleText"/>
-              <w:rPr>
-                <w:rFonts w:ascii="Aptos" w:hAnsi="Aptos"/>
-                <w:szCs w:val="22"/>
-                <w:lang w:val="de-CH"/>
-              </w:rPr>
-            </w:pPr>
-          </w:p>
-          <w:p>
-            <w:pPr>
-              <w:pStyle w:val="TabelleText"/>
-              <w:rPr>
-                <w:rFonts w:ascii="Aptos" w:hAnsi="Aptos"/>
-                <w:szCs w:val="22"/>
-                <w:lang w:val="de-CH"/>
-              </w:rPr>
-            </w:pPr>
-          </w:p>
           <w:p>
             <w:pPr>
               <w:pStyle w:val="TabelleText"/>
@@ -1587,6 +963,12 @@
               </w:rPr>
             </w:pPr>
           </w:p>
+        </w:tc>
+        <w:tc>
+          <w:tcPr>
+            <w:tcW w:w="624" w:type="dxa"/>
+            <w:vAlign w:val="center"/>
+          </w:tcPr>
           <w:p>
             <w:pPr>
               <w:pStyle w:val="TabelleText"/>
@@ -1594,25 +976,6 @@
                 <w:rFonts w:ascii="Aptos" w:hAnsi="Aptos"/>
                 <w:szCs w:val="22"/>
                 <w:lang w:val="de-CH"/>
-              </w:rPr>
-            </w:pPr>
-          </w:p>
-          <w:p>
-            <w:pPr>
-              <w:pStyle w:val="TabelleText"/>
-              <w:rPr>
-                <w:rFonts w:ascii="Aptos" w:hAnsi="Aptos"/>
-                <w:szCs w:val="22"/>
-                <w:lang w:val="de-CH"/>
-              </w:rPr>
-            </w:pPr>
-          </w:p>
-          <w:p>
-            <w:pPr>
-              <w:pStyle w:val="TabelleText"/>
-              <w:rPr>
-                <w:rFonts w:ascii="Aptos" w:hAnsi="Aptos"/>
-                <w:szCs w:val="22"/>
               </w:rPr>
             </w:pPr>
           </w:p>
@@ -1635,55 +998,9 @@
         </w:tc>
         <w:tc>
           <w:tcPr>
-            <w:tcW w:w="624" w:type="dxa"/>
-            <w:vAlign w:val="center"/>
-          </w:tcPr>
-          <w:p>
-            <w:pPr>
-              <w:pStyle w:val="TabelleText"/>
-              <w:rPr>
-                <w:rFonts w:ascii="Aptos" w:hAnsi="Aptos"/>
-                <w:szCs w:val="22"/>
-                <w:lang w:val="de-CH"/>
-              </w:rPr>
-            </w:pPr>
-          </w:p>
-        </w:tc>
-        <w:tc>
-          <w:tcPr>
             <w:tcW w:w="1532" w:type="dxa"/>
             <w:vAlign w:val="center"/>
           </w:tcPr>
-          <w:p>
-            <w:pPr>
-              <w:pStyle w:val="TabelleText"/>
-              <w:rPr>
-                <w:rFonts w:ascii="Aptos" w:hAnsi="Aptos"/>
-                <w:szCs w:val="22"/>
-                <w:lang w:val="de-CH"/>
-              </w:rPr>
-            </w:pPr>
-          </w:p>
-          <w:p>
-            <w:pPr>
-              <w:pStyle w:val="TabelleText"/>
-              <w:rPr>
-                <w:rFonts w:ascii="Aptos" w:hAnsi="Aptos"/>
-                <w:szCs w:val="22"/>
-                <w:lang w:val="de-CH"/>
-              </w:rPr>
-            </w:pPr>
-          </w:p>
-          <w:p>
-            <w:pPr>
-              <w:pStyle w:val="TabelleText"/>
-              <w:rPr>
-                <w:rFonts w:ascii="Aptos" w:hAnsi="Aptos"/>
-                <w:szCs w:val="22"/>
-                <w:lang w:val="de-CH"/>
-              </w:rPr>
-            </w:pPr>
-          </w:p>
           <w:p>
             <w:pPr>
               <w:pStyle w:val="TabelleText"/>
@@ -1732,15 +1049,6 @@
               </w:rPr>
             </w:pPr>
           </w:p>
-          <w:p>
-            <w:pPr>
-              <w:rPr>
-                <w:rFonts w:ascii="Aptos" w:hAnsi="Aptos"/>
-                <w:bCs/>
-                <w:szCs w:val="22"/>
-              </w:rPr>
-            </w:pPr>
-          </w:p>
         </w:tc>
         <w:tc>
           <w:tcPr>
@@ -1827,15 +1135,6 @@
               </w:rPr>
             </w:pPr>
           </w:p>
-          <w:p>
-            <w:pPr>
-              <w:rPr>
-                <w:rFonts w:ascii="Aptos" w:hAnsi="Aptos"/>
-                <w:bCs/>
-                <w:szCs w:val="22"/>
-              </w:rPr>
-            </w:pPr>
-          </w:p>
         </w:tc>
         <w:tc>
           <w:tcPr>
@@ -1922,48 +1221,19 @@
               </w:rPr>
             </w:pPr>
           </w:p>
+        </w:tc>
+        <w:tc>
+          <w:tcPr>
+            <w:tcW w:w="624" w:type="dxa"/>
+            <w:vAlign w:val="center"/>
+          </w:tcPr>
           <w:p>
             <w:pPr>
-              <w:rPr>
-                <w:rFonts w:ascii="Aptos" w:hAnsi="Aptos"/>
-                <w:bCs/>
-                <w:szCs w:val="22"/>
-              </w:rPr>
-            </w:pPr>
-          </w:p>
-          <w:p>
-            <w:pPr>
-              <w:rPr>
-                <w:rFonts w:ascii="Aptos" w:hAnsi="Aptos"/>
-                <w:bCs/>
-                <w:szCs w:val="22"/>
-              </w:rPr>
-            </w:pPr>
-          </w:p>
-          <w:p>
-            <w:pPr>
-              <w:rPr>
-                <w:rFonts w:ascii="Aptos" w:hAnsi="Aptos"/>
-                <w:bCs/>
-                <w:szCs w:val="22"/>
-              </w:rPr>
-            </w:pPr>
-          </w:p>
-          <w:p>
-            <w:pPr>
-              <w:rPr>
-                <w:rFonts w:ascii="Aptos" w:hAnsi="Aptos"/>
-                <w:bCs/>
-                <w:szCs w:val="22"/>
-              </w:rPr>
-            </w:pPr>
-          </w:p>
-          <w:p>
-            <w:pPr>
-              <w:rPr>
-                <w:rFonts w:ascii="Aptos" w:hAnsi="Aptos"/>
-                <w:bCs/>
-                <w:szCs w:val="22"/>
+              <w:pStyle w:val="TabelleText"/>
+              <w:rPr>
+                <w:rFonts w:ascii="Aptos" w:hAnsi="Aptos"/>
+                <w:szCs w:val="22"/>
+                <w:lang w:val="de-CH"/>
               </w:rPr>
             </w:pPr>
           </w:p>
@@ -1986,75 +1256,9 @@
         </w:tc>
         <w:tc>
           <w:tcPr>
-            <w:tcW w:w="624" w:type="dxa"/>
-            <w:vAlign w:val="center"/>
-          </w:tcPr>
-          <w:p>
-            <w:pPr>
-              <w:pStyle w:val="TabelleText"/>
-              <w:rPr>
-                <w:rFonts w:ascii="Aptos" w:hAnsi="Aptos"/>
-                <w:szCs w:val="22"/>
-                <w:lang w:val="de-CH"/>
-              </w:rPr>
-            </w:pPr>
-          </w:p>
-        </w:tc>
-        <w:tc>
-          <w:tcPr>
             <w:tcW w:w="1532" w:type="dxa"/>
             <w:vAlign w:val="center"/>
           </w:tcPr>
-          <w:p>
-            <w:pPr>
-              <w:pStyle w:val="TabelleText"/>
-              <w:rPr>
-                <w:rFonts w:ascii="Aptos" w:hAnsi="Aptos"/>
-                <w:szCs w:val="22"/>
-                <w:lang w:val="de-CH"/>
-              </w:rPr>
-            </w:pPr>
-          </w:p>
-          <w:p>
-            <w:pPr>
-              <w:pStyle w:val="TabelleText"/>
-              <w:rPr>
-                <w:rFonts w:ascii="Aptos" w:hAnsi="Aptos"/>
-                <w:szCs w:val="22"/>
-                <w:lang w:val="de-CH"/>
-              </w:rPr>
-            </w:pPr>
-          </w:p>
-          <w:p>
-            <w:pPr>
-              <w:pStyle w:val="TabelleText"/>
-              <w:rPr>
-                <w:rFonts w:ascii="Aptos" w:hAnsi="Aptos"/>
-                <w:szCs w:val="22"/>
-                <w:lang w:val="de-CH"/>
-              </w:rPr>
-            </w:pPr>
-          </w:p>
-          <w:p>
-            <w:pPr>
-              <w:pStyle w:val="TabelleText"/>
-              <w:rPr>
-                <w:rFonts w:ascii="Aptos" w:hAnsi="Aptos"/>
-                <w:szCs w:val="22"/>
-                <w:lang w:val="de-CH"/>
-              </w:rPr>
-            </w:pPr>
-          </w:p>
-          <w:p>
-            <w:pPr>
-              <w:pStyle w:val="TabelleText"/>
-              <w:rPr>
-                <w:rFonts w:ascii="Aptos" w:hAnsi="Aptos"/>
-                <w:szCs w:val="22"/>
-                <w:lang w:val="de-CH"/>
-              </w:rPr>
-            </w:pPr>
-          </w:p>
           <w:p>
             <w:pPr>
               <w:pStyle w:val="TabelleText"/>
@@ -2104,26 +1308,6 @@
               </w:rPr>
             </w:pPr>
           </w:p>
-          <w:p>
-            <w:pPr>
-              <w:pStyle w:val="TabelleText"/>
-              <w:rPr>
-                <w:rFonts w:ascii="Aptos" w:hAnsi="Aptos"/>
-                <w:szCs w:val="22"/>
-                <w:lang w:val="de-CH"/>
-              </w:rPr>
-            </w:pPr>
-          </w:p>
-          <w:p>
-            <w:pPr>
-              <w:pStyle w:val="TabelleText"/>
-              <w:rPr>
-                <w:rFonts w:ascii="Aptos" w:hAnsi="Aptos"/>
-                <w:szCs w:val="22"/>
-                <w:lang w:val="de-CH"/>
-              </w:rPr>
-            </w:pPr>
-          </w:p>
         </w:tc>
         <w:tc>
           <w:tcPr>
@@ -2230,23 +1414,17 @@
               <w:t xml:space="preserve"> </w:t>
             </w:r>
           </w:p>
+        </w:tc>
+        <w:tc>
+          <w:tcPr>
+            <w:tcW w:w="624" w:type="dxa"/>
+            <w:vAlign w:val="center"/>
+          </w:tcPr>
           <w:p>
             <w:pPr>
               <w:pStyle w:val="TabelleText"/>
               <w:rPr>
                 <w:rFonts w:ascii="Aptos" w:hAnsi="Aptos"/>
-                <w:b/>
-                <w:szCs w:val="22"/>
-                <w:lang w:val="de-CH"/>
-              </w:rPr>
-            </w:pPr>
-          </w:p>
-          <w:p>
-            <w:pPr>
-              <w:pStyle w:val="TabelleText"/>
-              <w:rPr>
-                <w:rFonts w:ascii="Aptos" w:hAnsi="Aptos"/>
-                <w:b/>
                 <w:szCs w:val="22"/>
                 <w:lang w:val="de-CH"/>
               </w:rPr>
@@ -2271,45 +1449,9 @@
         </w:tc>
         <w:tc>
           <w:tcPr>
-            <w:tcW w:w="624" w:type="dxa"/>
-            <w:vAlign w:val="center"/>
-          </w:tcPr>
-          <w:p>
-            <w:pPr>
-              <w:pStyle w:val="TabelleText"/>
-              <w:rPr>
-                <w:rFonts w:ascii="Aptos" w:hAnsi="Aptos"/>
-                <w:szCs w:val="22"/>
-                <w:lang w:val="de-CH"/>
-              </w:rPr>
-            </w:pPr>
-          </w:p>
-        </w:tc>
-        <w:tc>
-          <w:tcPr>
             <w:tcW w:w="1532" w:type="dxa"/>
             <w:vAlign w:val="center"/>
           </w:tcPr>
-          <w:p>
-            <w:pPr>
-              <w:pStyle w:val="TabelleText"/>
-              <w:rPr>
-                <w:rFonts w:ascii="Aptos" w:hAnsi="Aptos"/>
-                <w:szCs w:val="22"/>
-                <w:lang w:val="de-CH"/>
-              </w:rPr>
-            </w:pPr>
-          </w:p>
-          <w:p>
-            <w:pPr>
-              <w:pStyle w:val="TabelleText"/>
-              <w:rPr>
-                <w:rFonts w:ascii="Aptos" w:hAnsi="Aptos"/>
-                <w:szCs w:val="22"/>
-                <w:lang w:val="de-CH"/>
-              </w:rPr>
-            </w:pPr>
-          </w:p>
           <w:p>
             <w:pPr>
               <w:pStyle w:val="TabelleText"/>
@@ -2352,97 +1494,9 @@
           <w:szCs w:val="22"/>
         </w:rPr>
       </w:pPr>
-      <w:r>
-        <w:rPr>
-          <w:rFonts w:ascii="Aptos" w:hAnsi="Aptos"/>
-          <w:noProof/>
-          <w:szCs w:val="22"/>
-        </w:rPr>
-        <mc:AlternateContent>
-          <mc:Choice Requires="wps">
-            <w:drawing>
-              <wp:anchor distT="0" distB="0" distL="114300" distR="114300" simplePos="0" relativeHeight="251659264" behindDoc="0" locked="0" layoutInCell="0" allowOverlap="1" wp14:anchorId="759D3C19" wp14:editId="2C177435">
-                <wp:simplePos x="0" y="0"/>
-                <wp:positionH relativeFrom="column">
-                  <wp:posOffset>6896100</wp:posOffset>
-                </wp:positionH>
-                <wp:positionV relativeFrom="paragraph">
-                  <wp:posOffset>22860</wp:posOffset>
-                </wp:positionV>
-                <wp:extent cx="0" cy="8503920"/>
-                <wp:effectExtent l="0" t="0" r="19050" b="11430"/>
-                <wp:wrapNone/>
-                <wp:docPr id="2" name="Gerade Verbindung 2"/>
-                <wp:cNvGraphicFramePr>
-                  <a:graphicFrameLocks/>
-                </wp:cNvGraphicFramePr>
-                <a:graphic>
-                  <a:graphicData uri="http://schemas.microsoft.com/office/word/2010/wordprocessingShape">
-                    <wps:wsp>
-                      <wps:cNvCnPr>
-                        <a:cxnSpLocks noChangeShapeType="1"/>
-                      </wps:cNvCnPr>
-                      <wps:spPr bwMode="auto">
-                        <a:xfrm>
-                          <a:off x="0" y="0"/>
-                          <a:ext cx="0" cy="8503920"/>
-                        </a:xfrm>
-                        <a:prstGeom prst="line">
-                          <a:avLst/>
-                        </a:prstGeom>
-                        <a:noFill/>
-                        <a:ln w="6350">
-                          <a:solidFill>
-                            <a:srgbClr val="000000"/>
-                          </a:solidFill>
-                          <a:round/>
-                          <a:headEnd/>
-                          <a:tailEnd/>
-                        </a:ln>
-                        <a:effectLst/>
-                        <a:extLst>
-                          <a:ext uri="{909E8E84-426E-40DD-AFC4-6F175D3DCCD1}">
-                            <a14:hiddenFill>
-                              <a:noFill/>
-                            </a14:hiddenFill>
-                          </a:ext>
-                          <a:ext uri="{AF507438-7753-43E0-B8FC-AC1667EBCBE1}">
-                            <a14:hiddenEffects>
-                              <a:effectLst>
-                                <a:outerShdw dist="35921" dir="2700000" algn="ctr" rotWithShape="0">
-                                  <a:srgbClr val="808080"/>
-                                </a:outerShdw>
-                              </a:effectLst>
-                            </a14:hiddenEffects>
-                          </a:ext>
-                        </a:extLst>
-                      </wps:spPr>
-                      <wps:bodyPr/>
-                    </wps:wsp>
-                  </a:graphicData>
-                </a:graphic>
-                <wp14:sizeRelH relativeFrom="page">
-                  <wp14:pctWidth>0</wp14:pctWidth>
-                </wp14:sizeRelH>
-                <wp14:sizeRelV relativeFrom="page">
-                  <wp14:pctHeight>0</wp14:pctHeight>
-                </wp14:sizeRelV>
-              </wp:anchor>
-            </w:drawing>
-          </mc:Choice>
-          <mc:Fallback>
-            <w:pict>
-              <v:line w14:anchorId="56ECE718" id="Gerade Verbindung 2" o:spid="_x0000_s1026" style="position:absolute;z-index:251659264;visibility:visible;mso-wrap-style:square;mso-width-percent:0;mso-height-percent:0;mso-wrap-distance-left:9pt;mso-wrap-distance-top:0;mso-wrap-distance-right:9pt;mso-wrap-distance-bottom:0;mso-position-horizontal:absolute;mso-position-horizontal-relative:text;mso-position-vertical:absolute;mso-position-vertical-relative:text;mso-width-percent:0;mso-height-percent:0;mso-width-relative:page;mso-height-relative:page" from="543pt,1.8pt" to="543pt,671.4pt" o:gfxdata="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" o:allowincell="f" strokeweight=".5pt"/>
-            </w:pict>
-          </mc:Fallback>
-        </mc:AlternateContent>
-      </w:r>
     </w:p>
     <w:p>
       <w:pPr>
-        <w:adjustRightInd/>
-        <w:snapToGrid/>
-        <w:spacing w:line="240" w:lineRule="auto"/>
         <w:rPr>
           <w:rFonts w:ascii="Aptos" w:hAnsi="Aptos"/>
           <w:szCs w:val="22"/>
@@ -2453,12 +1507,19 @@
           <w:rFonts w:ascii="Aptos" w:hAnsi="Aptos"/>
           <w:szCs w:val="22"/>
         </w:rPr>
-        <w:tab/>
+        <w:t xml:space="preserve">Grosswangen, {{DATUM}}</w:t>
       </w:r>
     </w:p>
     <w:p>
       <w:pPr>
-        <w:pStyle w:val="BeilagenTitel"/>
+        <w:rPr>
+          <w:rFonts w:ascii="Aptos" w:hAnsi="Aptos"/>
+          <w:szCs w:val="22"/>
+        </w:rPr>
+      </w:pPr>
+    </w:p>
+    <w:p>
+      <w:pPr>
         <w:rPr>
           <w:rFonts w:ascii="Aptos" w:hAnsi="Aptos"/>
           <w:szCs w:val="22"/>
@@ -2469,431 +1530,13 @@
           <w:rFonts w:ascii="Aptos" w:hAnsi="Aptos"/>
           <w:szCs w:val="22"/>
         </w:rPr>
-        <w:fldChar w:fldCharType="begin"/>
-      </w:r>
-      <w:r>
-        <w:rPr>
-          <w:rFonts w:ascii="Aptos" w:hAnsi="Aptos"/>
-          <w:szCs w:val="22"/>
-        </w:rPr>
-        <w:instrText xml:space="preserve"> IF </w:instrText>
-      </w:r>
-      <w:r>
-        <w:rPr>
-          <w:rFonts w:ascii="Aptos" w:hAnsi="Aptos"/>
-          <w:szCs w:val="22"/>
-        </w:rPr>
-        <w:fldChar w:fldCharType="begin"/>
-      </w:r>
-      <w:r>
-        <w:rPr>
-          <w:rFonts w:ascii="Aptos" w:hAnsi="Aptos"/>
-          <w:szCs w:val="22"/>
-        </w:rPr>
-        <w:instrText xml:space="preserve"> DOCPROPERTY "CustomField.Beilagen"\*CHARFORMAT </w:instrText>
-      </w:r>
-      <w:r>
-        <w:rPr>
-          <w:rFonts w:ascii="Aptos" w:hAnsi="Aptos"/>
-          <w:szCs w:val="22"/>
-        </w:rPr>
-        <w:instrText>\&lt;OawJumpToField value=0/&gt;</w:instrText>
-      </w:r>
-      <w:r>
-        <w:rPr>
-          <w:rFonts w:ascii="Aptos" w:hAnsi="Aptos"/>
-          <w:szCs w:val="22"/>
-        </w:rPr>
-        <w:fldChar w:fldCharType="end"/>
-      </w:r>
-      <w:r>
-        <w:rPr>
-          <w:rFonts w:ascii="Aptos" w:hAnsi="Aptos"/>
-          <w:szCs w:val="22"/>
-        </w:rPr>
-        <w:instrText xml:space="preserve"> = "" "" "</w:instrText>
-      </w:r>
-      <w:r>
-        <w:rPr>
-          <w:rFonts w:ascii="Aptos" w:hAnsi="Aptos"/>
-          <w:szCs w:val="22"/>
-        </w:rPr>
-        <w:fldChar w:fldCharType="begin"/>
-      </w:r>
-      <w:r>
-        <w:rPr>
-          <w:rFonts w:ascii="Aptos" w:hAnsi="Aptos"/>
-          <w:szCs w:val="22"/>
-        </w:rPr>
-        <w:instrText xml:space="preserve"> DOCPROPERTY "Doc.Enclosures"\*CHARFORMAT </w:instrText>
-      </w:r>
-      <w:r>
-        <w:rPr>
-          <w:rFonts w:ascii="Aptos" w:hAnsi="Aptos"/>
-          <w:szCs w:val="22"/>
-        </w:rPr>
-        <w:instrText>\&lt;OawJumpToField value=0/&gt;</w:instrText>
-      </w:r>
-      <w:r>
-        <w:rPr>
-          <w:rFonts w:ascii="Aptos" w:hAnsi="Aptos"/>
-          <w:szCs w:val="22"/>
-        </w:rPr>
-        <w:fldChar w:fldCharType="separate"/>
-      </w:r>
-      <w:r>
-        <w:rPr>
-          <w:rFonts w:ascii="Aptos" w:hAnsi="Aptos"/>
-          <w:szCs w:val="22"/>
-        </w:rPr>
-        <w:instrText>Doc.Enclosures</w:instrText>
-      </w:r>
-      <w:r>
-        <w:rPr>
-          <w:rFonts w:ascii="Aptos" w:hAnsi="Aptos"/>
-          <w:szCs w:val="22"/>
-        </w:rPr>
-        <w:fldChar w:fldCharType="end"/>
-      </w:r>
-    </w:p>
-    <w:tbl>
-      <w:tblPr>
-        <w:tblStyle w:val="Tabellenraster"/>
-        <w:tblW w:w="9072" w:type="dxa"/>
-        <w:tblBorders>
-          <w:top w:val="none" w:sz="0" w:space="0" w:color="auto"/>
-          <w:left w:val="none" w:sz="0" w:space="0" w:color="auto"/>
-          <w:bottom w:val="none" w:sz="0" w:space="0" w:color="auto"/>
-          <w:right w:val="none" w:sz="0" w:space="0" w:color="auto"/>
-          <w:insideH w:val="none" w:sz="0" w:space="0" w:color="auto"/>
-          <w:insideV w:val="none" w:sz="0" w:space="0" w:color="auto"/>
-        </w:tblBorders>
-        <w:tblLook w:val="04A0" w:firstRow="1" w:lastRow="0" w:firstColumn="1" w:lastColumn="0" w:noHBand="0" w:noVBand="1"/>
-      </w:tblPr>
-      <w:tblGrid>
-        <w:gridCol w:w="9072"/>
-      </w:tblGrid>
-      <w:tr>
-        <w:tc>
-          <w:tcPr>
-            <w:tcW w:w="9210" w:type="dxa"/>
-          </w:tcPr>
-          <w:p>
-            <w:pPr>
-              <w:pStyle w:val="AuflistungmitSymbolenklein"/>
-              <w:rPr>
-                <w:rFonts w:ascii="Aptos" w:hAnsi="Aptos"/>
-                <w:szCs w:val="22"/>
-              </w:rPr>
-            </w:pPr>
-            <w:bookmarkStart w:id="10" w:name="CustomFieldBeilagen" w:colFirst="0" w:colLast="0"/>
-          </w:p>
-        </w:tc>
-      </w:tr>
-      <w:bookmarkEnd w:id="10"/>
-    </w:tbl>
-    <w:p>
-      <w:pPr>
-        <w:pStyle w:val="BeilagenTitel"/>
-        <w:rPr>
-          <w:rFonts w:ascii="Aptos" w:hAnsi="Aptos"/>
-          <w:szCs w:val="22"/>
-        </w:rPr>
-      </w:pPr>
-    </w:p>
-    <w:p>
-      <w:pPr>
-        <w:rPr>
-          <w:rFonts w:ascii="Aptos" w:hAnsi="Aptos"/>
-          <w:szCs w:val="22"/>
-        </w:rPr>
-      </w:pPr>
-      <w:r>
-        <w:rPr>
-          <w:rFonts w:ascii="Aptos" w:hAnsi="Aptos"/>
-          <w:szCs w:val="22"/>
-        </w:rPr>
-        <w:instrText xml:space="preserve">" \* MERGEFORMAT </w:instrText>
-      </w:r>
-      <w:r>
-        <w:rPr>
-          <w:rFonts w:ascii="Aptos" w:hAnsi="Aptos"/>
-          <w:szCs w:val="22"/>
-        </w:rPr>
-        <w:instrText>\&lt;OawJumpToField value=0/&gt;</w:instrText>
-      </w:r>
-      <w:r>
-        <w:rPr>
-          <w:rFonts w:ascii="Aptos" w:hAnsi="Aptos"/>
-          <w:szCs w:val="22"/>
-        </w:rPr>
-        <w:fldChar w:fldCharType="end"/>
-      </w:r>
-      <w:r>
-        <w:rPr>
-          <w:rFonts w:ascii="Aptos" w:hAnsi="Aptos"/>
-          <w:szCs w:val="22"/>
-        </w:rPr>
-        <w:fldChar w:fldCharType="begin"/>
-      </w:r>
-      <w:r>
-        <w:rPr>
-          <w:rFonts w:ascii="Aptos" w:hAnsi="Aptos"/>
-          <w:szCs w:val="22"/>
-        </w:rPr>
-        <w:instrText xml:space="preserve"> IF </w:instrText>
-      </w:r>
-      <w:r>
-        <w:rPr>
-          <w:rFonts w:ascii="Aptos" w:hAnsi="Aptos"/>
-          <w:szCs w:val="22"/>
-        </w:rPr>
-        <w:fldChar w:fldCharType="begin"/>
-      </w:r>
-      <w:r>
-        <w:rPr>
-          <w:rFonts w:ascii="Aptos" w:hAnsi="Aptos"/>
-          <w:szCs w:val="22"/>
-        </w:rPr>
-        <w:instrText xml:space="preserve"> DOCPROPERTY "Organisation.City"\*CHARFORMAT </w:instrText>
-      </w:r>
-      <w:r>
-        <w:rPr>
-          <w:rFonts w:ascii="Aptos" w:hAnsi="Aptos"/>
-          <w:szCs w:val="22"/>
-        </w:rPr>
-        <w:instrText>\&lt;OawJumpToField value=0/&gt;</w:instrText>
-      </w:r>
-      <w:r>
-        <w:rPr>
-          <w:rFonts w:ascii="Aptos" w:hAnsi="Aptos"/>
-          <w:szCs w:val="22"/>
-        </w:rPr>
-        <w:fldChar w:fldCharType="separate"/>
-      </w:r>
-      <w:r>
-        <w:rPr>
-          <w:rFonts w:ascii="Aptos" w:hAnsi="Aptos"/>
-          <w:szCs w:val="22"/>
-        </w:rPr>
-        <w:instrText>Grosswangen</w:instrText>
-      </w:r>
-      <w:r>
-        <w:rPr>
-          <w:rFonts w:ascii="Aptos" w:hAnsi="Aptos"/>
-          <w:szCs w:val="22"/>
-        </w:rPr>
-        <w:fldChar w:fldCharType="end"/>
-      </w:r>
-      <w:r>
-        <w:rPr>
-          <w:rFonts w:ascii="Aptos" w:hAnsi="Aptos"/>
-          <w:szCs w:val="22"/>
-        </w:rPr>
-        <w:instrText xml:space="preserve"> = "" "" "</w:instrText>
-      </w:r>
-      <w:r>
-        <w:rPr>
-          <w:rFonts w:ascii="Aptos" w:hAnsi="Aptos"/>
-          <w:szCs w:val="22"/>
-        </w:rPr>
-        <w:fldChar w:fldCharType="begin"/>
-      </w:r>
-      <w:r>
-        <w:rPr>
-          <w:rFonts w:ascii="Aptos" w:hAnsi="Aptos"/>
-          <w:szCs w:val="22"/>
-        </w:rPr>
-        <w:instrText xml:space="preserve"> DOCPROPERTY "Organisation.City"\*CHARFORMAT </w:instrText>
-      </w:r>
-      <w:r>
-        <w:rPr>
-          <w:rFonts w:ascii="Aptos" w:hAnsi="Aptos"/>
-          <w:szCs w:val="22"/>
-        </w:rPr>
-        <w:instrText>\&lt;OawJumpToField value=0/&gt;</w:instrText>
-      </w:r>
-      <w:r>
-        <w:rPr>
-          <w:rFonts w:ascii="Aptos" w:hAnsi="Aptos"/>
-          <w:szCs w:val="22"/>
-        </w:rPr>
-        <w:fldChar w:fldCharType="separate"/>
-      </w:r>
-      <w:r>
-        <w:rPr>
-          <w:rFonts w:ascii="Aptos" w:hAnsi="Aptos"/>
-          <w:szCs w:val="22"/>
-        </w:rPr>
-        <w:instrText>Grosswangen</w:instrText>
-      </w:r>
-      <w:r>
-        <w:rPr>
-          <w:rFonts w:ascii="Aptos" w:hAnsi="Aptos"/>
-          <w:szCs w:val="22"/>
-        </w:rPr>
-        <w:fldChar w:fldCharType="end"/>
-      </w:r>
-      <w:r>
-        <w:rPr>
-          <w:rFonts w:ascii="Aptos" w:hAnsi="Aptos"/>
-          <w:szCs w:val="22"/>
-        </w:rPr>
-        <w:instrText xml:space="preserve">, " \* MERGEFORMAT </w:instrText>
-      </w:r>
-      <w:r>
-        <w:rPr>
-          <w:rFonts w:ascii="Aptos" w:hAnsi="Aptos"/>
-          <w:szCs w:val="22"/>
-        </w:rPr>
-        <w:instrText>\&lt;OawJumpToField value=0/&gt;</w:instrText>
-      </w:r>
-      <w:r>
-        <w:rPr>
-          <w:rFonts w:ascii="Aptos" w:hAnsi="Aptos"/>
-          <w:szCs w:val="22"/>
-        </w:rPr>
-        <w:fldChar w:fldCharType="separate"/>
-      </w:r>
-      <w:r>
-        <w:rPr>
-          <w:rFonts w:ascii="Aptos" w:hAnsi="Aptos"/>
-          <w:noProof/>
-          <w:szCs w:val="22"/>
-        </w:rPr>
-        <w:t>Grosswangen</w:t>
-      </w:r>
-      <w:r>
-        <w:rPr>
-          <w:rFonts w:ascii="Aptos" w:hAnsi="Aptos"/>
-          <w:noProof/>
-          <w:szCs w:val="22"/>
-        </w:rPr>
-        <w:t xml:space="preserve">, </w:t>
-      </w:r>
-      <w:r>
-        <w:rPr>
-          <w:rFonts w:ascii="Aptos" w:hAnsi="Aptos"/>
-          <w:szCs w:val="22"/>
-        </w:rPr>
-        <w:fldChar w:fldCharType="end"/>
-      </w:r>
-      <w:r>
-        <w:rPr>
-          <w:rFonts w:ascii="Aptos" w:hAnsi="Aptos"/>
-          <w:szCs w:val="22"/>
-        </w:rPr>
-        <w:fldChar w:fldCharType="begin"/>
-      </w:r>
-      <w:r>
-        <w:rPr>
-          <w:rFonts w:ascii="Aptos" w:hAnsi="Aptos"/>
-          <w:szCs w:val="22"/>
-        </w:rPr>
-        <w:instrText xml:space="preserve"> DATE   \* MERGEFORMAT </w:instrText>
-      </w:r>
-      <w:r>
-        <w:rPr>
-          <w:rFonts w:ascii="Aptos" w:hAnsi="Aptos"/>
-          <w:szCs w:val="22"/>
-        </w:rPr>
-        <w:fldChar w:fldCharType="separate"/>
-      </w:r>
-      <w:r>
-        <w:rPr>
-          <w:rFonts w:ascii="Aptos" w:hAnsi="Aptos"/>
-          <w:noProof/>
-          <w:szCs w:val="22"/>
-        </w:rPr>
-        <w:t>18.08.2026</w:t>
-      </w:r>
-      <w:r>
-        <w:rPr>
-          <w:rFonts w:ascii="Aptos" w:hAnsi="Aptos"/>
-          <w:noProof/>
-          <w:szCs w:val="22"/>
-        </w:rPr>
-        <w:fldChar w:fldCharType="end"/>
-      </w:r>
-      <w:r>
-        <w:rPr>
-          <w:rFonts w:ascii="Aptos" w:hAnsi="Aptos"/>
-          <w:szCs w:val="22"/>
-        </w:rPr>
-        <w:tab/>
+        <w:t xml:space="preserve">{{PROTOKOLLFUEHRUNG}}</w:t>
       </w:r>
     </w:p>
     <w:p>
       <w:pPr>
         <w:rPr>
           <w:rFonts w:ascii="Aptos" w:hAnsi="Aptos"/>
-          <w:szCs w:val="22"/>
-        </w:rPr>
-      </w:pPr>
-    </w:p>
-    <w:p>
-      <w:pPr>
-        <w:rPr>
-          <w:rFonts w:ascii="Aptos" w:hAnsi="Aptos"/>
-          <w:szCs w:val="22"/>
-        </w:rPr>
-      </w:pPr>
-    </w:p>
-    <w:p>
-      <w:pPr>
-        <w:rPr>
-          <w:rFonts w:ascii="Aptos" w:hAnsi="Aptos"/>
-          <w:szCs w:val="22"/>
-        </w:rPr>
-      </w:pPr>
-    </w:p>
-    <w:p>
-      <w:pPr>
-        <w:rPr>
-          <w:rFonts w:ascii="Aptos" w:hAnsi="Aptos"/>
-          <w:szCs w:val="22"/>
-        </w:rPr>
-      </w:pPr>
-      <w:r>
-        <w:rPr>
-          <w:rFonts w:ascii="Aptos" w:hAnsi="Aptos"/>
-          <w:szCs w:val="22"/>
-        </w:rPr>
-        <w:t>Vorname/Name Protokollführung</w:t>
-      </w:r>
-    </w:p>
-    <w:p>
-      <w:pPr>
-        <w:rPr>
-          <w:rFonts w:ascii="Aptos" w:hAnsi="Aptos"/>
-          <w:szCs w:val="22"/>
-        </w:rPr>
-      </w:pPr>
-    </w:p>
-    <w:p>
-      <w:pPr>
-        <w:rPr>
-          <w:rFonts w:ascii="Aptos" w:hAnsi="Aptos"/>
-          <w:szCs w:val="22"/>
-        </w:rPr>
-      </w:pPr>
-    </w:p>
-    <w:p>
-      <w:pPr>
-        <w:pStyle w:val="Unsichtbar"/>
-        <w:rPr>
-          <w:rFonts w:ascii="Aptos" w:hAnsi="Aptos"/>
-          <w:sz w:val="22"/>
-          <w:szCs w:val="22"/>
-        </w:rPr>
-      </w:pPr>
-    </w:p>
-    <w:p>
-      <w:pPr>
-        <w:pStyle w:val="Titel"/>
-        <w:rPr>
-          <w:rFonts w:ascii="Aptos" w:hAnsi="Aptos"/>
-          <w:sz w:val="22"/>
           <w:szCs w:val="22"/>
         </w:rPr>
       </w:pPr>
@@ -2914,48 +1557,7 @@
           <w:sz w:val="28"/>
           <w:szCs w:val="28"/>
         </w:rPr>
-        <w:fldChar w:fldCharType="begin"/>
-      </w:r>
-      <w:r>
-        <w:rPr>
-          <w:rFonts w:ascii="Aptos" w:hAnsi="Aptos"/>
-          <w:sz w:val="28"/>
-          <w:szCs w:val="28"/>
-        </w:rPr>
-        <w:instrText xml:space="preserve"> DOCPROPERTY "Doc.Pendenzenliste"\*CHARFORMAT </w:instrText>
-      </w:r>
-      <w:r>
-        <w:rPr>
-          <w:rFonts w:ascii="Aptos" w:hAnsi="Aptos"/>
-          <w:sz w:val="28"/>
-          <w:szCs w:val="28"/>
-        </w:rPr>
-        <w:instrText>\&lt;OawJumpToField value=0/&gt;</w:instrText>
-      </w:r>
-      <w:r>
-        <w:rPr>
-          <w:rFonts w:ascii="Aptos" w:hAnsi="Aptos"/>
-          <w:sz w:val="28"/>
-          <w:szCs w:val="28"/>
-        </w:rPr>
-        <w:fldChar w:fldCharType="separate"/>
-      </w:r>
-      <w:r>
-        <w:rPr>
-          <w:rFonts w:ascii="Aptos" w:hAnsi="Aptos"/>
-          <w:sz w:val="28"/>
-          <w:szCs w:val="28"/>
-        </w:rPr>
         <w:t>Pendenzenliste</w:t>
-      </w:r>
-      <w:r>
-        <w:rPr>
-          <w:rFonts w:ascii="Aptos" w:hAnsi="Aptos"/>
-          <w:sz w:val="28"/>
-          <w:szCs w:val="28"/>
-          <w:highlight w:val="white"/>
-        </w:rPr>
-        <w:fldChar w:fldCharType="end"/>
       </w:r>
       <w:r>
         <w:rPr>
@@ -3020,48 +1622,7 @@
                 <w:szCs w:val="22"/>
                 <w:lang w:val="de-CH"/>
               </w:rPr>
-              <w:fldChar w:fldCharType="begin"/>
-            </w:r>
-            <w:r>
-              <w:rPr>
-                <w:rFonts w:ascii="Aptos" w:hAnsi="Aptos"/>
-                <w:szCs w:val="22"/>
-                <w:lang w:val="de-CH"/>
-              </w:rPr>
-              <w:instrText xml:space="preserve"> DOCPROPERTY "Doc.Date"\*CHARFORMAT </w:instrText>
-            </w:r>
-            <w:r>
-              <w:rPr>
-                <w:rFonts w:ascii="Aptos" w:hAnsi="Aptos"/>
-                <w:szCs w:val="22"/>
-                <w:lang w:val="de-CH"/>
-              </w:rPr>
-              <w:instrText>\&lt;OawJumpToField value=0/&gt;</w:instrText>
-            </w:r>
-            <w:r>
-              <w:rPr>
-                <w:rFonts w:ascii="Aptos" w:hAnsi="Aptos"/>
-                <w:szCs w:val="22"/>
-                <w:lang w:val="de-CH"/>
-              </w:rPr>
-              <w:fldChar w:fldCharType="separate"/>
-            </w:r>
-            <w:r>
-              <w:rPr>
-                <w:rFonts w:ascii="Aptos" w:hAnsi="Aptos"/>
-                <w:szCs w:val="22"/>
-                <w:lang w:val="de-CH"/>
-              </w:rPr>
               <w:t>Datum</w:t>
-            </w:r>
-            <w:r>
-              <w:rPr>
-                <w:rFonts w:ascii="Aptos" w:hAnsi="Aptos"/>
-                <w:szCs w:val="22"/>
-                <w:highlight w:val="white"/>
-                <w:lang w:val="de-CH"/>
-              </w:rPr>
-              <w:fldChar w:fldCharType="end"/>
             </w:r>
           </w:p>
         </w:tc>
@@ -3086,48 +1647,7 @@
                 <w:szCs w:val="22"/>
                 <w:lang w:val="de-CH"/>
               </w:rPr>
-              <w:fldChar w:fldCharType="begin"/>
-            </w:r>
-            <w:r>
-              <w:rPr>
-                <w:rFonts w:ascii="Aptos" w:hAnsi="Aptos"/>
-                <w:szCs w:val="22"/>
-                <w:lang w:val="de-CH"/>
-              </w:rPr>
-              <w:instrText xml:space="preserve"> DOCPROPERTY "Doc.Auftrag"\*CHARFORMAT </w:instrText>
-            </w:r>
-            <w:r>
-              <w:rPr>
-                <w:rFonts w:ascii="Aptos" w:hAnsi="Aptos"/>
-                <w:szCs w:val="22"/>
-                <w:lang w:val="de-CH"/>
-              </w:rPr>
-              <w:instrText>\&lt;OawJumpToField value=0/&gt;</w:instrText>
-            </w:r>
-            <w:r>
-              <w:rPr>
-                <w:rFonts w:ascii="Aptos" w:hAnsi="Aptos"/>
-                <w:szCs w:val="22"/>
-                <w:lang w:val="de-CH"/>
-              </w:rPr>
-              <w:fldChar w:fldCharType="separate"/>
-            </w:r>
-            <w:r>
-              <w:rPr>
-                <w:rFonts w:ascii="Aptos" w:hAnsi="Aptos"/>
-                <w:szCs w:val="22"/>
-                <w:lang w:val="de-CH"/>
-              </w:rPr>
               <w:t>Auftrag</w:t>
-            </w:r>
-            <w:r>
-              <w:rPr>
-                <w:rFonts w:ascii="Aptos" w:hAnsi="Aptos"/>
-                <w:szCs w:val="22"/>
-                <w:highlight w:val="white"/>
-                <w:lang w:val="de-CH"/>
-              </w:rPr>
-              <w:fldChar w:fldCharType="end"/>
             </w:r>
           </w:p>
         </w:tc>
@@ -3906,17 +2426,22 @@
   <w:p>
     <w:pPr>
       <w:pStyle w:val="OutputprofileTitle"/>
-      <w:jc w:val="center"/>
+      <w:spacing w:before="0" w:after="0" w:line="240" w:lineRule="auto"/>
+      <w:rPr>
+        <w:rFonts w:ascii="Aptos" w:hAnsi="Aptos" w:cs="Aptos"/>
+        <w:sz w:val="22"/>
+        <w:szCs w:val="22"/>
+      </w:rPr>
     </w:pPr>
     <w:r>
       <w:rPr>
         <w:noProof/>
       </w:rPr>
       <w:drawing>
-        <wp:inline distT="0" distB="0" distL="0" distR="0" wp14:anchorId="5E229377" wp14:editId="6F80140B">
-          <wp:extent cx="2771775" cy="1213215"/>
-          <wp:effectExtent l="0" t="0" r="0" b="6350"/>
-          <wp:docPr id="3" name="Grafik 3" descr="G:\SE - Sekretariat\QMS Walker\Logo BZ Linde\BZ-Linde (sw-grün).jpg"/>
+        <wp:inline distT="0" distB="0" distL="0" distR="0">
+          <wp:extent cx="2769106" cy="1213215"/>
+          <wp:effectExtent l="0" t="0" r="0" b="0"/>
+          <wp:docPr id="1" name="Logo" descr="Logo Betagtenzentrum Linde"/>
           <wp:cNvGraphicFramePr>
             <a:graphicFrameLocks noChangeAspect="1"/>
           </wp:cNvGraphicFramePr>
@@ -3924,94 +2449,29 @@
             <a:graphicData uri="http://schemas.openxmlformats.org/drawingml/2006/picture">
               <pic:pic>
                 <pic:nvPicPr>
-                  <pic:cNvPr id="0" name="Picture 1" descr="G:\SE - Sekretariat\QMS Walker\Logo BZ Linde\BZ-Linde (sw-grün).jpg"/>
-                  <pic:cNvPicPr>
-                    <a:picLocks noChangeAspect="1" noChangeArrowheads="1"/>
-                  </pic:cNvPicPr>
+                  <pic:cNvPr id="0" name="Logo"/>
+                  <pic:cNvPicPr/>
                 </pic:nvPicPr>
                 <pic:blipFill>
-                  <a:blip r:embed="rId1" cstate="print">
-                    <a:extLst>
-                      <a:ext uri="{28A0092B-C50C-407E-A947-70E740481C1C}">
-                        <a14:useLocalDpi val="0"/>
-                      </a:ext>
-                    </a:extLst>
-                  </a:blip>
-                  <a:srcRect/>
+                  <a:blip r:embed="rId1"/>
                   <a:stretch>
                     <a:fillRect/>
                   </a:stretch>
                 </pic:blipFill>
-                <pic:spPr bwMode="auto">
+                <pic:spPr>
                   <a:xfrm>
                     <a:off x="0" y="0"/>
-                    <a:ext cx="2798076" cy="1224727"/>
+                    <a:ext cx="2769106" cy="1213215"/>
                   </a:xfrm>
                   <a:prstGeom prst="rect">
                     <a:avLst/>
                   </a:prstGeom>
-                  <a:noFill/>
-                  <a:ln>
-                    <a:noFill/>
-                  </a:ln>
                 </pic:spPr>
               </pic:pic>
             </a:graphicData>
           </a:graphic>
         </wp:inline>
       </w:drawing>
-    </w:r>
-    <w:r>
-      <w:fldChar w:fldCharType="begin"/>
-    </w:r>
-    <w:r>
-      <w:instrText xml:space="preserve"> IF </w:instrText>
-    </w:r>
-    <w:r>
-      <w:fldChar w:fldCharType="begin"/>
-    </w:r>
-    <w:r>
-      <w:instrText xml:space="preserve"> DOCPROPERTY "Doc.Draft"\*CHARFORMAT </w:instrText>
-    </w:r>
-    <w:r>
-      <w:fldChar w:fldCharType="end"/>
-    </w:r>
-    <w:r>
-      <w:instrText xml:space="preserve"> = "" "" "</w:instrText>
-    </w:r>
-    <w:fldSimple w:instr=" DOCPROPERTY &quot;Doc.Draft&quot;\*CHARFORMAT ">
-      <w:r>
-        <w:instrText>Doc.Draft</w:instrText>
-      </w:r>
-    </w:fldSimple>
-  </w:p>
-  <w:p>
-    <w:pPr>
-      <w:pStyle w:val="OutputprofileText"/>
-    </w:pPr>
-    <w:r>
-      <w:fldChar w:fldCharType="begin"/>
-    </w:r>
-    <w:r>
-      <w:instrText xml:space="preserve"> DATE  \@ "dd.MM.yyyy HH:mm:ss"  \* MERGEFORMAT </w:instrText>
-    </w:r>
-    <w:r>
-      <w:fldChar w:fldCharType="separate"/>
-    </w:r>
-    <w:r>
-      <w:rPr>
-        <w:noProof/>
-      </w:rPr>
-      <w:instrText>29.10.2013 11:27:17</w:instrText>
-    </w:r>
-    <w:r>
-      <w:fldChar w:fldCharType="end"/>
-    </w:r>
-    <w:r>
-      <w:instrText xml:space="preserve">" \* MERGEFORMAT </w:instrText>
-    </w:r>
-    <w:r>
-      <w:fldChar w:fldCharType="end"/>
     </w:r>
   </w:p>
 </w:hdr>
@@ -4031,60 +2491,8 @@
 <w:hdr xmlns:mc="http://schemas.openxmlformats.org/markup-compatibility/2006" xmlns:w="http://schemas.openxmlformats.org/wordprocessingml/2006/main" xmlns:w14="http://schemas.microsoft.com/office/word/2010/wordml" xmlns:wpc="http://schemas.microsoft.com/office/word/2010/wordprocessingCanvas" xmlns:cx="http://schemas.microsoft.com/office/drawing/2014/chartex" xmlns:cx1="http://schemas.microsoft.com/office/drawing/2015/9/8/chartex" xmlns:cx2="http://schemas.microsoft.com/office/drawing/2015/10/21/chartex" xmlns:cx3="http://schemas.microsoft.com/office/drawing/2016/5/9/chartex" xmlns:cx4="http://schemas.microsoft.com/office/drawing/2016/5/10/chartex" xmlns:cx5="http://schemas.microsoft.com/office/drawing/2016/5/11/chartex" xmlns:cx6="http://schemas.microsoft.com/office/drawing/2016/5/12/chartex" xmlns:cx7="http://schemas.microsoft.com/office/drawing/2016/5/13/chartex" xmlns:cx8="http://schemas.microsoft.com/office/drawing/2016/5/14/chartex" xmlns:aink="http://schemas.microsoft.com/office/drawing/2016/ink" xmlns:am3d="http://schemas.microsoft.com/office/drawing/2017/model3d" xmlns:o="urn:schemas-microsoft-com:office:office" xmlns:oel="http://schemas.microsoft.com/office/2019/extlst" xmlns:r="http://schemas.openxmlformats.org/officeDocument/2006/relationships" xmlns:m="http://schemas.openxmlformats.org/officeDocument/2006/math" xmlns:v="urn:schemas-microsoft-com:vml" xmlns:wp14="http://schemas.microsoft.com/office/word/2010/wordprocessingDrawing" xmlns:wp="http://schemas.openxmlformats.org/drawingml/2006/wordprocessingDrawing" xmlns:w10="urn:schemas-microsoft-com:office:word" xmlns:w15="http://schemas.microsoft.com/office/word/2012/wordml" xmlns:w16cei="http://schemas.microsoft.com/office/word/2026/wordml/cei" xmlns:w16cex="http://schemas.microsoft.com/office/word/2018/wordml/cex" xmlns:w16cid="http://schemas.microsoft.com/office/word/2016/wordml/cid" xmlns:w16="http://schemas.microsoft.com/office/word/2018/wordml" xmlns:w16du="http://schemas.microsoft.com/office/word/2023/wordml/word16du" xmlns:w16sdtdh="http://schemas.microsoft.com/office/word/2020/wordml/sdtdatahash" xmlns:w16sdtfl="http://schemas.microsoft.com/office/word/2024/wordml/sdtformatlock" xmlns:w16se="http://schemas.microsoft.com/office/word/2015/wordml/symex" xmlns:wpg="http://schemas.microsoft.com/office/word/2010/wordprocessingGroup" xmlns:wpi="http://schemas.microsoft.com/office/word/2010/wordprocessingInk" xmlns:wne="http://schemas.microsoft.com/office/word/2006/wordml" xmlns:wps="http://schemas.microsoft.com/office/word/2010/wordprocessingShape" mc:Ignorable="w14 w15 w16se w16cid w16 w16cex w16sdtdh w16sdtfl w16du wp14">
   <w:p>
     <w:pPr>
-      <w:pStyle w:val="OutputprofileTitle"/>
+      <w:pStyle w:val="Kopfzeile"/>
     </w:pPr>
-    <w:r>
-      <w:fldChar w:fldCharType="begin"/>
-    </w:r>
-    <w:r>
-      <w:instrText xml:space="preserve"> IF </w:instrText>
-    </w:r>
-    <w:r>
-      <w:fldChar w:fldCharType="begin"/>
-    </w:r>
-    <w:r>
-      <w:instrText xml:space="preserve"> DOCPROPERTY "Doc.Draft"\*CHARFORMAT </w:instrText>
-    </w:r>
-    <w:r>
-      <w:fldChar w:fldCharType="end"/>
-    </w:r>
-    <w:r>
-      <w:instrText xml:space="preserve"> = "" "" "</w:instrText>
-    </w:r>
-    <w:fldSimple w:instr=" DOCPROPERTY &quot;Doc.Draft&quot;\*CHARFORMAT ">
-      <w:r>
-        <w:instrText>Doc.Draft</w:instrText>
-      </w:r>
-    </w:fldSimple>
-  </w:p>
-  <w:p>
-    <w:pPr>
-      <w:pStyle w:val="OutputprofileText"/>
-    </w:pPr>
-    <w:r>
-      <w:fldChar w:fldCharType="begin"/>
-    </w:r>
-    <w:r>
-      <w:instrText xml:space="preserve"> DATE  \@ "dd.MM.yyyy HH:mm:ss"  \* MERGEFORMAT </w:instrText>
-    </w:r>
-    <w:r>
-      <w:fldChar w:fldCharType="separate"/>
-    </w:r>
-    <w:r>
-      <w:rPr>
-        <w:noProof/>
-      </w:rPr>
-      <w:instrText>29.10.2013 11:27:17</w:instrText>
-    </w:r>
-    <w:r>
-      <w:fldChar w:fldCharType="end"/>
-    </w:r>
-    <w:r>
-      <w:instrText xml:space="preserve">" \* MERGEFORMAT </w:instrText>
-    </w:r>
-    <w:r>
-      <w:fldChar w:fldCharType="end"/>
-    </w:r>
   </w:p>
 </w:hdr>
 </file>
